--- a/Assets/Documentos/MemoriaTFG.docx
+++ b/Assets/Documentos/MemoriaTFG.docx
@@ -1,6 +1,6 @@
 
 <file path=word/document.xml><?xml version="1.0" encoding="utf-8"?>
-<w:document xmlns:wpc="http://schemas.microsoft.com/office/word/2010/wordprocessingCanvas" xmlns:cx="http://schemas.microsoft.com/office/drawing/2014/chartex" xmlns:cx1="http://schemas.microsoft.com/office/drawing/2015/9/8/chartex" xmlns:cx2="http://schemas.microsoft.com/office/drawing/2015/10/21/chartex" xmlns:cx3="http://schemas.microsoft.com/office/drawing/2016/5/9/chartex" xmlns:cx4="http://schemas.microsoft.com/office/drawing/2016/5/10/chartex" xmlns:cx5="http://schemas.microsoft.com/office/drawing/2016/5/11/chartex" xmlns:cx6="http://schemas.microsoft.com/office/drawing/2016/5/12/chartex" xmlns:cx7="http://schemas.microsoft.com/office/drawing/2016/5/13/chartex" xmlns:cx8="http://schemas.microsoft.com/office/drawing/2016/5/14/chartex" xmlns:mc="http://schemas.openxmlformats.org/markup-compatibility/2006" xmlns:aink="http://schemas.microsoft.com/office/drawing/2016/ink" xmlns:am3d="http://schemas.microsoft.com/office/drawing/2017/model3d" xmlns:o="urn:schemas-microsoft-com:office:office" xmlns:oel="http://schemas.microsoft.com/office/2019/extlst" xmlns:r="http://schemas.openxmlformats.org/officeDocument/2006/relationships" xmlns:m="http://schemas.openxmlformats.org/officeDocument/2006/math" xmlns:v="urn:schemas-microsoft-com:vml" xmlns:wp14="http://schemas.microsoft.com/office/word/2010/wordprocessingDrawing" xmlns:wp="http://schemas.openxmlformats.org/drawingml/2006/wordprocessingDrawing" xmlns:w10="urn:schemas-microsoft-com:office:word" xmlns:w="http://schemas.openxmlformats.org/wordprocessingml/2006/main" xmlns:w14="http://schemas.microsoft.com/office/word/2010/wordml" xmlns:w15="http://schemas.microsoft.com/office/word/2012/wordml" xmlns:w16cex="http://schemas.microsoft.com/office/word/2018/wordml/cex" xmlns:w16cid="http://schemas.microsoft.com/office/word/2016/wordml/cid" xmlns:w16="http://schemas.microsoft.com/office/word/2018/wordml" xmlns:w16sdtdh="http://schemas.microsoft.com/office/word/2020/wordml/sdtdatahash" xmlns:w16se="http://schemas.microsoft.com/office/word/2015/wordml/symex" xmlns:wpg="http://schemas.microsoft.com/office/word/2010/wordprocessingGroup" xmlns:wpi="http://schemas.microsoft.com/office/word/2010/wordprocessingInk" xmlns:wne="http://schemas.microsoft.com/office/word/2006/wordml" xmlns:wps="http://schemas.microsoft.com/office/word/2010/wordprocessingShape" mc:Ignorable="w14 w15 w16se w16cid w16 w16cex w16sdtdh wp14">
+<w:document xmlns:wpc="http://schemas.microsoft.com/office/word/2010/wordprocessingCanvas" xmlns:cx="http://schemas.microsoft.com/office/drawing/2014/chartex" xmlns:cx1="http://schemas.microsoft.com/office/drawing/2015/9/8/chartex" xmlns:cx2="http://schemas.microsoft.com/office/drawing/2015/10/21/chartex" xmlns:cx3="http://schemas.microsoft.com/office/drawing/2016/5/9/chartex" xmlns:cx4="http://schemas.microsoft.com/office/drawing/2016/5/10/chartex" xmlns:cx5="http://schemas.microsoft.com/office/drawing/2016/5/11/chartex" xmlns:cx6="http://schemas.microsoft.com/office/drawing/2016/5/12/chartex" xmlns:cx7="http://schemas.microsoft.com/office/drawing/2016/5/13/chartex" xmlns:cx8="http://schemas.microsoft.com/office/drawing/2016/5/14/chartex" xmlns:mc="http://schemas.openxmlformats.org/markup-compatibility/2006" xmlns:aink="http://schemas.microsoft.com/office/drawing/2016/ink" xmlns:am3d="http://schemas.microsoft.com/office/drawing/2017/model3d" xmlns:o="urn:schemas-microsoft-com:office:office" xmlns:oel="http://schemas.microsoft.com/office/2019/extlst" xmlns:r="http://schemas.openxmlformats.org/officeDocument/2006/relationships" xmlns:m="http://schemas.openxmlformats.org/officeDocument/2006/math" xmlns:v="urn:schemas-microsoft-com:vml" xmlns:wp14="http://schemas.microsoft.com/office/word/2010/wordprocessingDrawing" xmlns:wp="http://schemas.openxmlformats.org/drawingml/2006/wordprocessingDrawing" xmlns:w10="urn:schemas-microsoft-com:office:word" xmlns:w="http://schemas.openxmlformats.org/wordprocessingml/2006/main" xmlns:w14="http://schemas.microsoft.com/office/word/2010/wordml" xmlns:w15="http://schemas.microsoft.com/office/word/2012/wordml" xmlns:w16cex="http://schemas.microsoft.com/office/word/2018/wordml/cex" xmlns:w16cid="http://schemas.microsoft.com/office/word/2016/wordml/cid" xmlns:w16="http://schemas.microsoft.com/office/word/2018/wordml" xmlns:w16du="http://schemas.microsoft.com/office/word/2023/wordml/word16du" xmlns:w16sdtdh="http://schemas.microsoft.com/office/word/2020/wordml/sdtdatahash" xmlns:w16sdtfl="http://schemas.microsoft.com/office/word/2024/wordml/sdtformatlock" xmlns:w16se="http://schemas.microsoft.com/office/word/2015/wordml/symex" xmlns:wpg="http://schemas.microsoft.com/office/word/2010/wordprocessingGroup" xmlns:wpi="http://schemas.microsoft.com/office/word/2010/wordprocessingInk" xmlns:wne="http://schemas.microsoft.com/office/word/2006/wordml" xmlns:wps="http://schemas.microsoft.com/office/word/2010/wordprocessingShape" mc:Ignorable="w14 w15 w16se w16cid w16 w16cex w16sdtdh w16sdtfl w16du wp14">
   <w:body>
     <w:sdt>
       <w:sdtPr>
@@ -528,14 +528,9 @@
         <w:t>Resumen</w:t>
       </w:r>
     </w:p>
-    <w:p>
-      <w:pPr>
-        <w:jc w:val="left"/>
-      </w:pPr>
-    </w:p>
-    <w:p>
-      <w:pPr>
-        <w:jc w:val="left"/>
+    <w:p/>
+    <w:p>
+      <w:pPr>
         <w:rPr>
           <w:rFonts w:asciiTheme="majorHAnsi" w:hAnsiTheme="majorHAnsi" w:cstheme="majorHAnsi"/>
         </w:rPr>
@@ -549,7 +544,6 @@
     </w:p>
     <w:p>
       <w:pPr>
-        <w:jc w:val="left"/>
         <w:rPr>
           <w:rFonts w:asciiTheme="majorHAnsi" w:hAnsiTheme="majorHAnsi" w:cstheme="majorHAnsi"/>
         </w:rPr>
@@ -577,7 +571,6 @@
     </w:p>
     <w:p>
       <w:pPr>
-        <w:jc w:val="left"/>
         <w:rPr>
           <w:rFonts w:asciiTheme="majorHAnsi" w:hAnsiTheme="majorHAnsi" w:cstheme="majorHAnsi"/>
         </w:rPr>
@@ -591,7 +584,6 @@
     </w:p>
     <w:p>
       <w:pPr>
-        <w:jc w:val="left"/>
         <w:rPr>
           <w:rFonts w:asciiTheme="majorHAnsi" w:hAnsiTheme="majorHAnsi" w:cstheme="majorHAnsi"/>
         </w:rPr>
@@ -605,7 +597,6 @@
     </w:p>
     <w:p>
       <w:pPr>
-        <w:jc w:val="left"/>
         <w:rPr>
           <w:rFonts w:asciiTheme="majorHAnsi" w:hAnsiTheme="majorHAnsi" w:cstheme="majorHAnsi"/>
         </w:rPr>
@@ -619,7 +610,6 @@
     </w:p>
     <w:p>
       <w:pPr>
-        <w:jc w:val="left"/>
         <w:rPr>
           <w:rFonts w:asciiTheme="majorHAnsi" w:hAnsiTheme="majorHAnsi" w:cstheme="majorHAnsi"/>
         </w:rPr>
@@ -2272,21 +2262,7 @@
                 <w:rStyle w:val="Hipervnculo"/>
                 <w:noProof/>
               </w:rPr>
-              <w:t>Elementos de la mecánica del vid</w:t>
-            </w:r>
-            <w:r>
-              <w:rPr>
-                <w:rStyle w:val="Hipervnculo"/>
-                <w:noProof/>
-              </w:rPr>
-              <w:t>e</w:t>
-            </w:r>
-            <w:r>
-              <w:rPr>
-                <w:rStyle w:val="Hipervnculo"/>
-                <w:noProof/>
-              </w:rPr>
-              <w:t>ojuego</w:t>
+              <w:t>Elementos de la mecánica del videojuego</w:t>
             </w:r>
             <w:r>
               <w:rPr>
@@ -4860,6 +4836,104 @@
     </w:p>
     <w:p>
       <w:pPr>
+        <w:pStyle w:val="Ttulo1"/>
+      </w:pPr>
+      <w:r>
+        <w:lastRenderedPageBreak/>
+        <w:t>Introducción</w:t>
+      </w:r>
+    </w:p>
+    <w:p>
+      <w:r>
+        <w:t>Blablablá</w:t>
+      </w:r>
+    </w:p>
+    <w:p/>
+    <w:p>
+      <w:pPr>
+        <w:jc w:val="left"/>
+      </w:pPr>
+      <w:r>
+        <w:br w:type="page"/>
+      </w:r>
+    </w:p>
+    <w:p>
+      <w:pPr>
+        <w:pStyle w:val="Ttulo1"/>
+        <w:numPr>
+          <w:ilvl w:val="0"/>
+          <w:numId w:val="4"/>
+        </w:numPr>
+      </w:pPr>
+      <w:r>
+        <w:lastRenderedPageBreak/>
+        <w:t>Objetivos</w:t>
+      </w:r>
+    </w:p>
+    <w:p>
+      <w:pPr>
+        <w:pStyle w:val="Ttulo2"/>
+      </w:pPr>
+      <w:r>
+        <w:t>A</w:t>
+      </w:r>
+    </w:p>
+    <w:p>
+      <w:pPr>
+        <w:pStyle w:val="Ttulo2"/>
+      </w:pPr>
+      <w:r>
+        <w:t>a</w:t>
+      </w:r>
+    </w:p>
+    <w:p/>
+    <w:p>
+      <w:pPr>
+        <w:pStyle w:val="Ttulo2"/>
+      </w:pPr>
+      <w:r>
+        <w:t>Asd</w:t>
+      </w:r>
+      <w:r>
+        <w:tab/>
+      </w:r>
+      <w:r>
+        <w:tab/>
+      </w:r>
+      <w:r>
+        <w:tab/>
+      </w:r>
+      <w:r>
+        <w:tab/>
+      </w:r>
+      <w:r>
+        <w:tab/>
+      </w:r>
+    </w:p>
+    <w:p>
+      <w:pPr>
+        <w:pStyle w:val="Ttulo2"/>
+      </w:pPr>
+      <w:r>
+        <w:t xml:space="preserve">Crear </w:t>
+      </w:r>
+      <w:r>
+        <w:t>un</w:t>
+      </w:r>
+      <w:r>
+        <w:t xml:space="preserve"> videojuego</w:t>
+      </w:r>
+    </w:p>
+    <w:p>
+      <w:pPr>
+        <w:pStyle w:val="Ttulo2"/>
+      </w:pPr>
+      <w:r>
+        <w:br w:type="page"/>
+      </w:r>
+    </w:p>
+    <w:p>
+      <w:pPr>
         <w:jc w:val="left"/>
         <w:sectPr>
           <w:footerReference w:type="default" r:id="rId18"/>
@@ -5003,7 +5077,15 @@
     </w:p>
     <w:p>
       <w:r>
-        <w:t xml:space="preserve">La alfa se puso a disposición del público general el día 12 de junio. </w:t>
+        <w:t xml:space="preserve">La </w:t>
+      </w:r>
+      <w:proofErr w:type="gramStart"/>
+      <w:r>
+        <w:t>alfa se</w:t>
+      </w:r>
+      <w:proofErr w:type="gramEnd"/>
+      <w:r>
+        <w:t xml:space="preserve"> puso a disposición del público general el día 12 de junio. </w:t>
       </w:r>
     </w:p>
     <w:p/>
@@ -5139,14 +5221,14 @@
           <w:numId w:val="18"/>
         </w:numPr>
       </w:pPr>
-      <w:bookmarkStart w:id="13" w:name="Introducción"/>
-      <w:bookmarkStart w:id="14" w:name="_Toc138269460"/>
+      <w:bookmarkStart w:id="13" w:name="_Toc138269460"/>
+      <w:bookmarkStart w:id="14" w:name="Introducción"/>
       <w:r>
         <w:t>Introducción</w:t>
       </w:r>
-      <w:bookmarkEnd w:id="14"/>
-    </w:p>
-    <w:bookmarkEnd w:id="13"/>
+      <w:bookmarkEnd w:id="13"/>
+    </w:p>
+    <w:bookmarkEnd w:id="14"/>
     <w:p>
       <w:r>
         <w:t xml:space="preserve">El concepto y objetivo de este proyecto de fin de grado es el diseño y desarrollo de un videojuego del género plataformas, concretamente en un estilo 2D, con una serie de elementos </w:t>
@@ -5680,14 +5762,14 @@
       <w:pPr>
         <w:pStyle w:val="Ttulo3"/>
       </w:pPr>
-      <w:bookmarkStart w:id="19" w:name="Concepto_Y_Objetivos"/>
-      <w:bookmarkStart w:id="20" w:name="_Toc138269461"/>
+      <w:bookmarkStart w:id="19" w:name="_Toc138269461"/>
+      <w:bookmarkStart w:id="20" w:name="Concepto_Y_Objetivos"/>
       <w:r>
         <w:t>Conceptos y objetivos</w:t>
       </w:r>
-      <w:bookmarkEnd w:id="20"/>
-    </w:p>
-    <w:bookmarkEnd w:id="19"/>
+      <w:bookmarkEnd w:id="19"/>
+    </w:p>
+    <w:bookmarkEnd w:id="20"/>
     <w:p>
       <w:r>
         <w:t xml:space="preserve">El objetivo básico de este proyecto, como se ha mencionado anteriormente, es desarrollar un videojuego de plataformas 2D con elementos metroidvania, esto plantea una </w:t>
@@ -5986,7 +6068,23 @@
     </w:p>
     <w:p>
       <w:r>
-        <w:t>Por la temática del videojuego, que se tratará en el siguiente apartado, se ha pensado un sistema de viaje rápido por túneles, donde, temáticamente hablando, estos puntos determinados se conectarán por medio de una serie de entramados túneles subterráneos. En todos los videojuegos, cuando el jugador viaja por medio de teletransportes o viaje rápido, siempre hay una pantalla de carga   que provocará una pérdida de tiempo del jugador, por ello, se ha pensado en desarrollar un mini juego intermedio, generado procedimentalmente, de una forma semi-aleatoria, para otorgar algo de dinamismo al transporte rápido.</w:t>
+        <w:t xml:space="preserve">Por la temática del videojuego, que se tratará en el siguiente apartado, se ha pensado un sistema de viaje rápido por túneles, donde, temáticamente hablando, estos puntos determinados se conectarán por medio de una serie de entramados </w:t>
+      </w:r>
+      <w:proofErr w:type="gramStart"/>
+      <w:r>
+        <w:t>túneles subterráneos</w:t>
+      </w:r>
+      <w:proofErr w:type="gramEnd"/>
+      <w:r>
+        <w:t xml:space="preserve">. En todos los videojuegos, cuando el jugador viaja por medio de teletransportes o viaje rápido, siempre hay una pantalla de carga   que provocará una pérdida de tiempo del jugador, por ello, se ha pensado en desarrollar un </w:t>
+      </w:r>
+      <w:proofErr w:type="gramStart"/>
+      <w:r>
+        <w:t>mini juego</w:t>
+      </w:r>
+      <w:proofErr w:type="gramEnd"/>
+      <w:r>
+        <w:t xml:space="preserve"> intermedio, generado procedimentalmente, de una forma semi-aleatoria, para otorgar algo de dinamismo al transporte rápido.</w:t>
       </w:r>
     </w:p>
     <w:p>
@@ -6025,17 +6123,17 @@
       <w:pPr>
         <w:pStyle w:val="Ttulo3"/>
       </w:pPr>
-      <w:bookmarkStart w:id="24" w:name="Temática_E_Historia"/>
-      <w:bookmarkStart w:id="25" w:name="_Toc138269463"/>
+      <w:bookmarkStart w:id="24" w:name="_Toc138269463"/>
+      <w:bookmarkStart w:id="25" w:name="Temática_E_Historia"/>
       <w:r>
         <w:t>Temática</w:t>
       </w:r>
       <w:r>
         <w:t xml:space="preserve"> e historia</w:t>
       </w:r>
-      <w:bookmarkEnd w:id="25"/>
-    </w:p>
-    <w:bookmarkEnd w:id="24"/>
+      <w:bookmarkEnd w:id="24"/>
+    </w:p>
+    <w:bookmarkEnd w:id="25"/>
     <w:p>
       <w:r>
         <w:t>El videojuego tratará sobre una civilización formada por seres no humanoides, que habitan un planeta que parece ser la tierra, pero donde no hay humanos.</w:t>
@@ -6326,12 +6424,28 @@
     </w:p>
     <w:p>
       <w:r>
-        <w:t xml:space="preserve">Cada mundo temático del videojuego, estará compuesto por un conjunto de salas, donde cada sala tendrá una o varias entradas, así como una o varias salidas, proporcionando varios caminos al jugador. </w:t>
-      </w:r>
-    </w:p>
-    <w:p>
-      <w:r>
-        <w:t xml:space="preserve">El punto por el que el jugador haya accedido a la sala, será el punto de respawn de ese nivel. </w:t>
+        <w:t xml:space="preserve">Cada mundo temático del </w:t>
+      </w:r>
+      <w:proofErr w:type="gramStart"/>
+      <w:r>
+        <w:t>videojuego,</w:t>
+      </w:r>
+      <w:proofErr w:type="gramEnd"/>
+      <w:r>
+        <w:t xml:space="preserve"> estará compuesto por un conjunto de salas, donde cada sala tendrá una o varias entradas, así como una o varias salidas, proporcionando varios caminos al jugador. </w:t>
+      </w:r>
+    </w:p>
+    <w:p>
+      <w:r>
+        <w:t xml:space="preserve">El punto por el que el jugador haya accedido a la </w:t>
+      </w:r>
+      <w:proofErr w:type="gramStart"/>
+      <w:r>
+        <w:t>sala,</w:t>
+      </w:r>
+      <w:proofErr w:type="gramEnd"/>
+      <w:r>
+        <w:t xml:space="preserve"> será el punto de respawn de ese nivel. </w:t>
       </w:r>
     </w:p>
     <w:p>
@@ -6373,10 +6487,18 @@
         <w:t xml:space="preserve">Dependiendo del enfoque se les otorgue a los videojuegos del género de plataformas, el sistema de vidas puede diseñarse y desarrollarse de una forma u otra, y, en este caso, se busca un sistema de vidas similar al de “The End is Nigh”, donde el jugador como tal, no poseerá un número de vidas o de golpes, sino que morirá de cualquier golpe, siendo teletransportado </w:t>
       </w:r>
       <w:r>
-        <w:t>al punto de respawn</w:t>
-      </w:r>
-      <w:r>
-        <w:t>(punto de reaparición)</w:t>
+        <w:t xml:space="preserve">al punto de </w:t>
+      </w:r>
+      <w:proofErr w:type="gramStart"/>
+      <w:r>
+        <w:t>respawn</w:t>
+      </w:r>
+      <w:r>
+        <w:t>(</w:t>
+      </w:r>
+      <w:proofErr w:type="gramEnd"/>
+      <w:r>
+        <w:t>punto de reaparición)</w:t>
       </w:r>
       <w:r>
         <w:t xml:space="preserve"> de la sala donde se encuentra.</w:t>
@@ -6387,7 +6509,15 @@
     </w:p>
     <w:p>
       <w:r>
-        <w:t>Este sistema de reaparición, está diseñado de esta forma para que las salas sean cortas de duración, pero complejas (hasta cierto punto) de completar, haciendo que el jugador muera varias veces hasta que consiga finalizar esa sala y avanzar a la siguiente, consiguiendo un ciclo de vida y muerte permanente.</w:t>
+        <w:t xml:space="preserve">Este sistema de </w:t>
+      </w:r>
+      <w:proofErr w:type="gramStart"/>
+      <w:r>
+        <w:t>reaparición,</w:t>
+      </w:r>
+      <w:proofErr w:type="gramEnd"/>
+      <w:r>
+        <w:t xml:space="preserve"> está diseñado de esta forma para que las salas sean cortas de duración, pero complejas (hasta cierto punto) de completar, haciendo que el jugador muera varias veces hasta que consiga finalizar esa sala y avanzar a la siguiente, consiguiendo un ciclo de vida y muerte permanente.</w:t>
       </w:r>
     </w:p>
     <w:p>
@@ -6416,7 +6546,15 @@
     </w:p>
     <w:p>
       <w:r>
-        <w:t>Se ha pensado un sistema de mini juego entre los puntos de viaje rápido, donde con una subrutina cargará una escena muy ligera en el que el jugador tendrá que sortear un pequeño laberinto generado procedimentalmente, proporcionando un valor extra al viaje rápido y un pequeño entretenimiento para el jugador, en vez de una pantalla de carga.</w:t>
+        <w:t xml:space="preserve">Se ha pensado un sistema de </w:t>
+      </w:r>
+      <w:proofErr w:type="gramStart"/>
+      <w:r>
+        <w:t>mini juego</w:t>
+      </w:r>
+      <w:proofErr w:type="gramEnd"/>
+      <w:r>
+        <w:t xml:space="preserve"> entre los puntos de viaje rápido, donde con una subrutina cargará una escena muy ligera en el que el jugador tendrá que sortear un pequeño laberinto generado procedimentalmente, proporcionando un valor extra al viaje rápido y un pequeño entretenimiento para el jugador, en vez de una pantalla de carga.</w:t>
       </w:r>
     </w:p>
     <w:p>
@@ -6481,10 +6619,7 @@
         <w:pStyle w:val="Ttulo4"/>
       </w:pPr>
       <w:r>
-        <w:t>Inventario</w:t>
-      </w:r>
-      <w:r>
-        <w:t xml:space="preserve"> y Objeto de inventario</w:t>
+        <w:t>Inventario y Objeto de inventario</w:t>
       </w:r>
     </w:p>
     <w:p>
@@ -6827,7 +6962,7 @@
           <w:noProof/>
         </w:rPr>
         <w:drawing>
-          <wp:inline distT="0" distB="0" distL="0" distR="0" wp14:anchorId="5B7ABF51" wp14:editId="3933E037">
+          <wp:inline distT="0" distB="0" distL="0" distR="0" wp14:anchorId="5B7ABF51" wp14:editId="1E252534">
             <wp:extent cx="5400040" cy="3060773"/>
             <wp:effectExtent l="0" t="0" r="0" b="6350"/>
             <wp:docPr id="36" name="Imagen 36" descr="Castillo-Castillo en Mundo Castillo | Polaster"/>
@@ -6907,7 +7042,15 @@
         <w:fldChar w:fldCharType="end"/>
       </w:r>
       <w:r>
-        <w:t xml:space="preserve"> - Jefe de tipo Persecución</w:t>
+        <w:t xml:space="preserve"> - </w:t>
+      </w:r>
+      <w:proofErr w:type="gramStart"/>
+      <w:r>
+        <w:t>Jefe</w:t>
+      </w:r>
+      <w:proofErr w:type="gramEnd"/>
+      <w:r>
+        <w:t xml:space="preserve"> de tipo Persecución</w:t>
       </w:r>
       <w:bookmarkEnd w:id="37"/>
     </w:p>
@@ -11152,7 +11295,7 @@
 </file>
 
 <file path=word/endnotes.xml><?xml version="1.0" encoding="utf-8"?>
-<w:endnotes xmlns:wpc="http://schemas.microsoft.com/office/word/2010/wordprocessingCanvas" xmlns:cx="http://schemas.microsoft.com/office/drawing/2014/chartex" xmlns:cx1="http://schemas.microsoft.com/office/drawing/2015/9/8/chartex" xmlns:cx2="http://schemas.microsoft.com/office/drawing/2015/10/21/chartex" xmlns:cx3="http://schemas.microsoft.com/office/drawing/2016/5/9/chartex" xmlns:cx4="http://schemas.microsoft.com/office/drawing/2016/5/10/chartex" xmlns:cx5="http://schemas.microsoft.com/office/drawing/2016/5/11/chartex" xmlns:cx6="http://schemas.microsoft.com/office/drawing/2016/5/12/chartex" xmlns:cx7="http://schemas.microsoft.com/office/drawing/2016/5/13/chartex" xmlns:cx8="http://schemas.microsoft.com/office/drawing/2016/5/14/chartex" xmlns:mc="http://schemas.openxmlformats.org/markup-compatibility/2006" xmlns:aink="http://schemas.microsoft.com/office/drawing/2016/ink" xmlns:am3d="http://schemas.microsoft.com/office/drawing/2017/model3d" xmlns:o="urn:schemas-microsoft-com:office:office" xmlns:oel="http://schemas.microsoft.com/office/2019/extlst" xmlns:r="http://schemas.openxmlformats.org/officeDocument/2006/relationships" xmlns:m="http://schemas.openxmlformats.org/officeDocument/2006/math" xmlns:v="urn:schemas-microsoft-com:vml" xmlns:wp14="http://schemas.microsoft.com/office/word/2010/wordprocessingDrawing" xmlns:wp="http://schemas.openxmlformats.org/drawingml/2006/wordprocessingDrawing" xmlns:w10="urn:schemas-microsoft-com:office:word" xmlns:w="http://schemas.openxmlformats.org/wordprocessingml/2006/main" xmlns:w14="http://schemas.microsoft.com/office/word/2010/wordml" xmlns:w15="http://schemas.microsoft.com/office/word/2012/wordml" xmlns:w16cex="http://schemas.microsoft.com/office/word/2018/wordml/cex" xmlns:w16cid="http://schemas.microsoft.com/office/word/2016/wordml/cid" xmlns:w16="http://schemas.microsoft.com/office/word/2018/wordml" xmlns:w16sdtdh="http://schemas.microsoft.com/office/word/2020/wordml/sdtdatahash" xmlns:w16se="http://schemas.microsoft.com/office/word/2015/wordml/symex" xmlns:wpg="http://schemas.microsoft.com/office/word/2010/wordprocessingGroup" xmlns:wpi="http://schemas.microsoft.com/office/word/2010/wordprocessingInk" xmlns:wne="http://schemas.microsoft.com/office/word/2006/wordml" xmlns:wps="http://schemas.microsoft.com/office/word/2010/wordprocessingShape" mc:Ignorable="w14 w15 w16se w16cid w16 w16cex w16sdtdh wp14">
+<w:endnotes xmlns:wpc="http://schemas.microsoft.com/office/word/2010/wordprocessingCanvas" xmlns:cx="http://schemas.microsoft.com/office/drawing/2014/chartex" xmlns:cx1="http://schemas.microsoft.com/office/drawing/2015/9/8/chartex" xmlns:cx2="http://schemas.microsoft.com/office/drawing/2015/10/21/chartex" xmlns:cx3="http://schemas.microsoft.com/office/drawing/2016/5/9/chartex" xmlns:cx4="http://schemas.microsoft.com/office/drawing/2016/5/10/chartex" xmlns:cx5="http://schemas.microsoft.com/office/drawing/2016/5/11/chartex" xmlns:cx6="http://schemas.microsoft.com/office/drawing/2016/5/12/chartex" xmlns:cx7="http://schemas.microsoft.com/office/drawing/2016/5/13/chartex" xmlns:cx8="http://schemas.microsoft.com/office/drawing/2016/5/14/chartex" xmlns:mc="http://schemas.openxmlformats.org/markup-compatibility/2006" xmlns:aink="http://schemas.microsoft.com/office/drawing/2016/ink" xmlns:am3d="http://schemas.microsoft.com/office/drawing/2017/model3d" xmlns:o="urn:schemas-microsoft-com:office:office" xmlns:oel="http://schemas.microsoft.com/office/2019/extlst" xmlns:r="http://schemas.openxmlformats.org/officeDocument/2006/relationships" xmlns:m="http://schemas.openxmlformats.org/officeDocument/2006/math" xmlns:v="urn:schemas-microsoft-com:vml" xmlns:wp14="http://schemas.microsoft.com/office/word/2010/wordprocessingDrawing" xmlns:wp="http://schemas.openxmlformats.org/drawingml/2006/wordprocessingDrawing" xmlns:w10="urn:schemas-microsoft-com:office:word" xmlns:w="http://schemas.openxmlformats.org/wordprocessingml/2006/main" xmlns:w14="http://schemas.microsoft.com/office/word/2010/wordml" xmlns:w15="http://schemas.microsoft.com/office/word/2012/wordml" xmlns:w16cex="http://schemas.microsoft.com/office/word/2018/wordml/cex" xmlns:w16cid="http://schemas.microsoft.com/office/word/2016/wordml/cid" xmlns:w16="http://schemas.microsoft.com/office/word/2018/wordml" xmlns:w16du="http://schemas.microsoft.com/office/word/2023/wordml/word16du" xmlns:w16sdtdh="http://schemas.microsoft.com/office/word/2020/wordml/sdtdatahash" xmlns:w16sdtfl="http://schemas.microsoft.com/office/word/2024/wordml/sdtformatlock" xmlns:w16se="http://schemas.microsoft.com/office/word/2015/wordml/symex" xmlns:wpg="http://schemas.microsoft.com/office/word/2010/wordprocessingGroup" xmlns:wpi="http://schemas.microsoft.com/office/word/2010/wordprocessingInk" xmlns:wne="http://schemas.microsoft.com/office/word/2006/wordml" xmlns:wps="http://schemas.microsoft.com/office/word/2010/wordprocessingShape" mc:Ignorable="w14 w15 w16se w16cid w16 w16cex w16sdtdh w16sdtfl w16du wp14">
   <w:endnote w:type="separator" w:id="-1">
     <w:p>
       <w:pPr>
@@ -11177,7 +11320,7 @@
 </file>
 
 <file path=word/footer1.xml><?xml version="1.0" encoding="utf-8"?>
-<w:ftr xmlns:wpc="http://schemas.microsoft.com/office/word/2010/wordprocessingCanvas" xmlns:cx="http://schemas.microsoft.com/office/drawing/2014/chartex" xmlns:cx1="http://schemas.microsoft.com/office/drawing/2015/9/8/chartex" xmlns:cx2="http://schemas.microsoft.com/office/drawing/2015/10/21/chartex" xmlns:cx3="http://schemas.microsoft.com/office/drawing/2016/5/9/chartex" xmlns:cx4="http://schemas.microsoft.com/office/drawing/2016/5/10/chartex" xmlns:cx5="http://schemas.microsoft.com/office/drawing/2016/5/11/chartex" xmlns:cx6="http://schemas.microsoft.com/office/drawing/2016/5/12/chartex" xmlns:cx7="http://schemas.microsoft.com/office/drawing/2016/5/13/chartex" xmlns:cx8="http://schemas.microsoft.com/office/drawing/2016/5/14/chartex" xmlns:mc="http://schemas.openxmlformats.org/markup-compatibility/2006" xmlns:aink="http://schemas.microsoft.com/office/drawing/2016/ink" xmlns:am3d="http://schemas.microsoft.com/office/drawing/2017/model3d" xmlns:o="urn:schemas-microsoft-com:office:office" xmlns:oel="http://schemas.microsoft.com/office/2019/extlst" xmlns:r="http://schemas.openxmlformats.org/officeDocument/2006/relationships" xmlns:m="http://schemas.openxmlformats.org/officeDocument/2006/math" xmlns:v="urn:schemas-microsoft-com:vml" xmlns:wp14="http://schemas.microsoft.com/office/word/2010/wordprocessingDrawing" xmlns:wp="http://schemas.openxmlformats.org/drawingml/2006/wordprocessingDrawing" xmlns:w10="urn:schemas-microsoft-com:office:word" xmlns:w="http://schemas.openxmlformats.org/wordprocessingml/2006/main" xmlns:w14="http://schemas.microsoft.com/office/word/2010/wordml" xmlns:w15="http://schemas.microsoft.com/office/word/2012/wordml" xmlns:w16cex="http://schemas.microsoft.com/office/word/2018/wordml/cex" xmlns:w16cid="http://schemas.microsoft.com/office/word/2016/wordml/cid" xmlns:w16="http://schemas.microsoft.com/office/word/2018/wordml" xmlns:w16sdtdh="http://schemas.microsoft.com/office/word/2020/wordml/sdtdatahash" xmlns:w16se="http://schemas.microsoft.com/office/word/2015/wordml/symex" xmlns:wpg="http://schemas.microsoft.com/office/word/2010/wordprocessingGroup" xmlns:wpi="http://schemas.microsoft.com/office/word/2010/wordprocessingInk" xmlns:wne="http://schemas.microsoft.com/office/word/2006/wordml" xmlns:wps="http://schemas.microsoft.com/office/word/2010/wordprocessingShape" mc:Ignorable="w14 w15 w16se w16cid w16 w16cex w16sdtdh wp14">
+<w:ftr xmlns:wpc="http://schemas.microsoft.com/office/word/2010/wordprocessingCanvas" xmlns:cx="http://schemas.microsoft.com/office/drawing/2014/chartex" xmlns:cx1="http://schemas.microsoft.com/office/drawing/2015/9/8/chartex" xmlns:cx2="http://schemas.microsoft.com/office/drawing/2015/10/21/chartex" xmlns:cx3="http://schemas.microsoft.com/office/drawing/2016/5/9/chartex" xmlns:cx4="http://schemas.microsoft.com/office/drawing/2016/5/10/chartex" xmlns:cx5="http://schemas.microsoft.com/office/drawing/2016/5/11/chartex" xmlns:cx6="http://schemas.microsoft.com/office/drawing/2016/5/12/chartex" xmlns:cx7="http://schemas.microsoft.com/office/drawing/2016/5/13/chartex" xmlns:cx8="http://schemas.microsoft.com/office/drawing/2016/5/14/chartex" xmlns:mc="http://schemas.openxmlformats.org/markup-compatibility/2006" xmlns:aink="http://schemas.microsoft.com/office/drawing/2016/ink" xmlns:am3d="http://schemas.microsoft.com/office/drawing/2017/model3d" xmlns:o="urn:schemas-microsoft-com:office:office" xmlns:oel="http://schemas.microsoft.com/office/2019/extlst" xmlns:r="http://schemas.openxmlformats.org/officeDocument/2006/relationships" xmlns:m="http://schemas.openxmlformats.org/officeDocument/2006/math" xmlns:v="urn:schemas-microsoft-com:vml" xmlns:wp14="http://schemas.microsoft.com/office/word/2010/wordprocessingDrawing" xmlns:wp="http://schemas.openxmlformats.org/drawingml/2006/wordprocessingDrawing" xmlns:w10="urn:schemas-microsoft-com:office:word" xmlns:w="http://schemas.openxmlformats.org/wordprocessingml/2006/main" xmlns:w14="http://schemas.microsoft.com/office/word/2010/wordml" xmlns:w15="http://schemas.microsoft.com/office/word/2012/wordml" xmlns:w16cex="http://schemas.microsoft.com/office/word/2018/wordml/cex" xmlns:w16cid="http://schemas.microsoft.com/office/word/2016/wordml/cid" xmlns:w16="http://schemas.microsoft.com/office/word/2018/wordml" xmlns:w16du="http://schemas.microsoft.com/office/word/2023/wordml/word16du" xmlns:w16sdtdh="http://schemas.microsoft.com/office/word/2020/wordml/sdtdatahash" xmlns:w16sdtfl="http://schemas.microsoft.com/office/word/2024/wordml/sdtformatlock" xmlns:w16se="http://schemas.microsoft.com/office/word/2015/wordml/symex" xmlns:wpg="http://schemas.microsoft.com/office/word/2010/wordprocessingGroup" xmlns:wpi="http://schemas.microsoft.com/office/word/2010/wordprocessingInk" xmlns:wne="http://schemas.microsoft.com/office/word/2006/wordml" xmlns:wps="http://schemas.microsoft.com/office/word/2010/wordprocessingShape" mc:Ignorable="w14 w15 w16se w16cid w16 w16cex w16sdtdh w16sdtfl w16du wp14">
   <w:p>
     <w:pPr>
       <w:pStyle w:val="Piedepgina"/>
@@ -11190,7 +11333,7 @@
 </file>
 
 <file path=word/footer2.xml><?xml version="1.0" encoding="utf-8"?>
-<w:ftr xmlns:wpc="http://schemas.microsoft.com/office/word/2010/wordprocessingCanvas" xmlns:cx="http://schemas.microsoft.com/office/drawing/2014/chartex" xmlns:cx1="http://schemas.microsoft.com/office/drawing/2015/9/8/chartex" xmlns:cx2="http://schemas.microsoft.com/office/drawing/2015/10/21/chartex" xmlns:cx3="http://schemas.microsoft.com/office/drawing/2016/5/9/chartex" xmlns:cx4="http://schemas.microsoft.com/office/drawing/2016/5/10/chartex" xmlns:cx5="http://schemas.microsoft.com/office/drawing/2016/5/11/chartex" xmlns:cx6="http://schemas.microsoft.com/office/drawing/2016/5/12/chartex" xmlns:cx7="http://schemas.microsoft.com/office/drawing/2016/5/13/chartex" xmlns:cx8="http://schemas.microsoft.com/office/drawing/2016/5/14/chartex" xmlns:mc="http://schemas.openxmlformats.org/markup-compatibility/2006" xmlns:aink="http://schemas.microsoft.com/office/drawing/2016/ink" xmlns:am3d="http://schemas.microsoft.com/office/drawing/2017/model3d" xmlns:o="urn:schemas-microsoft-com:office:office" xmlns:oel="http://schemas.microsoft.com/office/2019/extlst" xmlns:r="http://schemas.openxmlformats.org/officeDocument/2006/relationships" xmlns:m="http://schemas.openxmlformats.org/officeDocument/2006/math" xmlns:v="urn:schemas-microsoft-com:vml" xmlns:wp14="http://schemas.microsoft.com/office/word/2010/wordprocessingDrawing" xmlns:wp="http://schemas.openxmlformats.org/drawingml/2006/wordprocessingDrawing" xmlns:w10="urn:schemas-microsoft-com:office:word" xmlns:w="http://schemas.openxmlformats.org/wordprocessingml/2006/main" xmlns:w14="http://schemas.microsoft.com/office/word/2010/wordml" xmlns:w15="http://schemas.microsoft.com/office/word/2012/wordml" xmlns:w16cex="http://schemas.microsoft.com/office/word/2018/wordml/cex" xmlns:w16cid="http://schemas.microsoft.com/office/word/2016/wordml/cid" xmlns:w16="http://schemas.microsoft.com/office/word/2018/wordml" xmlns:w16sdtdh="http://schemas.microsoft.com/office/word/2020/wordml/sdtdatahash" xmlns:w16se="http://schemas.microsoft.com/office/word/2015/wordml/symex" xmlns:wpg="http://schemas.microsoft.com/office/word/2010/wordprocessingGroup" xmlns:wpi="http://schemas.microsoft.com/office/word/2010/wordprocessingInk" xmlns:wne="http://schemas.microsoft.com/office/word/2006/wordml" xmlns:wps="http://schemas.microsoft.com/office/word/2010/wordprocessingShape" mc:Ignorable="w14 w15 w16se w16cid w16 w16cex w16sdtdh wp14">
+<w:ftr xmlns:wpc="http://schemas.microsoft.com/office/word/2010/wordprocessingCanvas" xmlns:cx="http://schemas.microsoft.com/office/drawing/2014/chartex" xmlns:cx1="http://schemas.microsoft.com/office/drawing/2015/9/8/chartex" xmlns:cx2="http://schemas.microsoft.com/office/drawing/2015/10/21/chartex" xmlns:cx3="http://schemas.microsoft.com/office/drawing/2016/5/9/chartex" xmlns:cx4="http://schemas.microsoft.com/office/drawing/2016/5/10/chartex" xmlns:cx5="http://schemas.microsoft.com/office/drawing/2016/5/11/chartex" xmlns:cx6="http://schemas.microsoft.com/office/drawing/2016/5/12/chartex" xmlns:cx7="http://schemas.microsoft.com/office/drawing/2016/5/13/chartex" xmlns:cx8="http://schemas.microsoft.com/office/drawing/2016/5/14/chartex" xmlns:mc="http://schemas.openxmlformats.org/markup-compatibility/2006" xmlns:aink="http://schemas.microsoft.com/office/drawing/2016/ink" xmlns:am3d="http://schemas.microsoft.com/office/drawing/2017/model3d" xmlns:o="urn:schemas-microsoft-com:office:office" xmlns:oel="http://schemas.microsoft.com/office/2019/extlst" xmlns:r="http://schemas.openxmlformats.org/officeDocument/2006/relationships" xmlns:m="http://schemas.openxmlformats.org/officeDocument/2006/math" xmlns:v="urn:schemas-microsoft-com:vml" xmlns:wp14="http://schemas.microsoft.com/office/word/2010/wordprocessingDrawing" xmlns:wp="http://schemas.openxmlformats.org/drawingml/2006/wordprocessingDrawing" xmlns:w10="urn:schemas-microsoft-com:office:word" xmlns:w="http://schemas.openxmlformats.org/wordprocessingml/2006/main" xmlns:w14="http://schemas.microsoft.com/office/word/2010/wordml" xmlns:w15="http://schemas.microsoft.com/office/word/2012/wordml" xmlns:w16cex="http://schemas.microsoft.com/office/word/2018/wordml/cex" xmlns:w16cid="http://schemas.microsoft.com/office/word/2016/wordml/cid" xmlns:w16="http://schemas.microsoft.com/office/word/2018/wordml" xmlns:w16du="http://schemas.microsoft.com/office/word/2023/wordml/word16du" xmlns:w16sdtdh="http://schemas.microsoft.com/office/word/2020/wordml/sdtdatahash" xmlns:w16sdtfl="http://schemas.microsoft.com/office/word/2024/wordml/sdtformatlock" xmlns:w16se="http://schemas.microsoft.com/office/word/2015/wordml/symex" xmlns:wpg="http://schemas.microsoft.com/office/word/2010/wordprocessingGroup" xmlns:wpi="http://schemas.microsoft.com/office/word/2010/wordprocessingInk" xmlns:wne="http://schemas.microsoft.com/office/word/2006/wordml" xmlns:wps="http://schemas.microsoft.com/office/word/2010/wordprocessingShape" mc:Ignorable="w14 w15 w16se w16cid w16 w16cex w16sdtdh w16sdtfl w16du wp14">
   <w:p>
     <w:pPr>
       <w:pStyle w:val="Piedepgina"/>
@@ -11218,7 +11361,7 @@
 </file>
 
 <file path=word/footer3.xml><?xml version="1.0" encoding="utf-8"?>
-<w:ftr xmlns:wpc="http://schemas.microsoft.com/office/word/2010/wordprocessingCanvas" xmlns:cx="http://schemas.microsoft.com/office/drawing/2014/chartex" xmlns:cx1="http://schemas.microsoft.com/office/drawing/2015/9/8/chartex" xmlns:cx2="http://schemas.microsoft.com/office/drawing/2015/10/21/chartex" xmlns:cx3="http://schemas.microsoft.com/office/drawing/2016/5/9/chartex" xmlns:cx4="http://schemas.microsoft.com/office/drawing/2016/5/10/chartex" xmlns:cx5="http://schemas.microsoft.com/office/drawing/2016/5/11/chartex" xmlns:cx6="http://schemas.microsoft.com/office/drawing/2016/5/12/chartex" xmlns:cx7="http://schemas.microsoft.com/office/drawing/2016/5/13/chartex" xmlns:cx8="http://schemas.microsoft.com/office/drawing/2016/5/14/chartex" xmlns:mc="http://schemas.openxmlformats.org/markup-compatibility/2006" xmlns:aink="http://schemas.microsoft.com/office/drawing/2016/ink" xmlns:am3d="http://schemas.microsoft.com/office/drawing/2017/model3d" xmlns:o="urn:schemas-microsoft-com:office:office" xmlns:oel="http://schemas.microsoft.com/office/2019/extlst" xmlns:r="http://schemas.openxmlformats.org/officeDocument/2006/relationships" xmlns:m="http://schemas.openxmlformats.org/officeDocument/2006/math" xmlns:v="urn:schemas-microsoft-com:vml" xmlns:wp14="http://schemas.microsoft.com/office/word/2010/wordprocessingDrawing" xmlns:wp="http://schemas.openxmlformats.org/drawingml/2006/wordprocessingDrawing" xmlns:w10="urn:schemas-microsoft-com:office:word" xmlns:w="http://schemas.openxmlformats.org/wordprocessingml/2006/main" xmlns:w14="http://schemas.microsoft.com/office/word/2010/wordml" xmlns:w15="http://schemas.microsoft.com/office/word/2012/wordml" xmlns:w16cex="http://schemas.microsoft.com/office/word/2018/wordml/cex" xmlns:w16cid="http://schemas.microsoft.com/office/word/2016/wordml/cid" xmlns:w16="http://schemas.microsoft.com/office/word/2018/wordml" xmlns:w16sdtdh="http://schemas.microsoft.com/office/word/2020/wordml/sdtdatahash" xmlns:w16se="http://schemas.microsoft.com/office/word/2015/wordml/symex" xmlns:wpg="http://schemas.microsoft.com/office/word/2010/wordprocessingGroup" xmlns:wpi="http://schemas.microsoft.com/office/word/2010/wordprocessingInk" xmlns:wne="http://schemas.microsoft.com/office/word/2006/wordml" xmlns:wps="http://schemas.microsoft.com/office/word/2010/wordprocessingShape" mc:Ignorable="w14 w15 w16se w16cid w16 w16cex w16sdtdh wp14">
+<w:ftr xmlns:wpc="http://schemas.microsoft.com/office/word/2010/wordprocessingCanvas" xmlns:cx="http://schemas.microsoft.com/office/drawing/2014/chartex" xmlns:cx1="http://schemas.microsoft.com/office/drawing/2015/9/8/chartex" xmlns:cx2="http://schemas.microsoft.com/office/drawing/2015/10/21/chartex" xmlns:cx3="http://schemas.microsoft.com/office/drawing/2016/5/9/chartex" xmlns:cx4="http://schemas.microsoft.com/office/drawing/2016/5/10/chartex" xmlns:cx5="http://schemas.microsoft.com/office/drawing/2016/5/11/chartex" xmlns:cx6="http://schemas.microsoft.com/office/drawing/2016/5/12/chartex" xmlns:cx7="http://schemas.microsoft.com/office/drawing/2016/5/13/chartex" xmlns:cx8="http://schemas.microsoft.com/office/drawing/2016/5/14/chartex" xmlns:mc="http://schemas.openxmlformats.org/markup-compatibility/2006" xmlns:aink="http://schemas.microsoft.com/office/drawing/2016/ink" xmlns:am3d="http://schemas.microsoft.com/office/drawing/2017/model3d" xmlns:o="urn:schemas-microsoft-com:office:office" xmlns:oel="http://schemas.microsoft.com/office/2019/extlst" xmlns:r="http://schemas.openxmlformats.org/officeDocument/2006/relationships" xmlns:m="http://schemas.openxmlformats.org/officeDocument/2006/math" xmlns:v="urn:schemas-microsoft-com:vml" xmlns:wp14="http://schemas.microsoft.com/office/word/2010/wordprocessingDrawing" xmlns:wp="http://schemas.openxmlformats.org/drawingml/2006/wordprocessingDrawing" xmlns:w10="urn:schemas-microsoft-com:office:word" xmlns:w="http://schemas.openxmlformats.org/wordprocessingml/2006/main" xmlns:w14="http://schemas.microsoft.com/office/word/2010/wordml" xmlns:w15="http://schemas.microsoft.com/office/word/2012/wordml" xmlns:w16cex="http://schemas.microsoft.com/office/word/2018/wordml/cex" xmlns:w16cid="http://schemas.microsoft.com/office/word/2016/wordml/cid" xmlns:w16="http://schemas.microsoft.com/office/word/2018/wordml" xmlns:w16du="http://schemas.microsoft.com/office/word/2023/wordml/word16du" xmlns:w16sdtdh="http://schemas.microsoft.com/office/word/2020/wordml/sdtdatahash" xmlns:w16sdtfl="http://schemas.microsoft.com/office/word/2024/wordml/sdtformatlock" xmlns:w16se="http://schemas.microsoft.com/office/word/2015/wordml/symex" xmlns:wpg="http://schemas.microsoft.com/office/word/2010/wordprocessingGroup" xmlns:wpi="http://schemas.microsoft.com/office/word/2010/wordprocessingInk" xmlns:wne="http://schemas.microsoft.com/office/word/2006/wordml" xmlns:wps="http://schemas.microsoft.com/office/word/2010/wordprocessingShape" mc:Ignorable="w14 w15 w16se w16cid w16 w16cex w16sdtdh w16sdtfl w16du wp14">
   <w:p>
     <w:pPr>
       <w:pStyle w:val="Piedepgina"/>
@@ -11249,7 +11392,7 @@
 </file>
 
 <file path=word/footnotes.xml><?xml version="1.0" encoding="utf-8"?>
-<w:footnotes xmlns:wpc="http://schemas.microsoft.com/office/word/2010/wordprocessingCanvas" xmlns:cx="http://schemas.microsoft.com/office/drawing/2014/chartex" xmlns:cx1="http://schemas.microsoft.com/office/drawing/2015/9/8/chartex" xmlns:cx2="http://schemas.microsoft.com/office/drawing/2015/10/21/chartex" xmlns:cx3="http://schemas.microsoft.com/office/drawing/2016/5/9/chartex" xmlns:cx4="http://schemas.microsoft.com/office/drawing/2016/5/10/chartex" xmlns:cx5="http://schemas.microsoft.com/office/drawing/2016/5/11/chartex" xmlns:cx6="http://schemas.microsoft.com/office/drawing/2016/5/12/chartex" xmlns:cx7="http://schemas.microsoft.com/office/drawing/2016/5/13/chartex" xmlns:cx8="http://schemas.microsoft.com/office/drawing/2016/5/14/chartex" xmlns:mc="http://schemas.openxmlformats.org/markup-compatibility/2006" xmlns:aink="http://schemas.microsoft.com/office/drawing/2016/ink" xmlns:am3d="http://schemas.microsoft.com/office/drawing/2017/model3d" xmlns:o="urn:schemas-microsoft-com:office:office" xmlns:oel="http://schemas.microsoft.com/office/2019/extlst" xmlns:r="http://schemas.openxmlformats.org/officeDocument/2006/relationships" xmlns:m="http://schemas.openxmlformats.org/officeDocument/2006/math" xmlns:v="urn:schemas-microsoft-com:vml" xmlns:wp14="http://schemas.microsoft.com/office/word/2010/wordprocessingDrawing" xmlns:wp="http://schemas.openxmlformats.org/drawingml/2006/wordprocessingDrawing" xmlns:w10="urn:schemas-microsoft-com:office:word" xmlns:w="http://schemas.openxmlformats.org/wordprocessingml/2006/main" xmlns:w14="http://schemas.microsoft.com/office/word/2010/wordml" xmlns:w15="http://schemas.microsoft.com/office/word/2012/wordml" xmlns:w16cex="http://schemas.microsoft.com/office/word/2018/wordml/cex" xmlns:w16cid="http://schemas.microsoft.com/office/word/2016/wordml/cid" xmlns:w16="http://schemas.microsoft.com/office/word/2018/wordml" xmlns:w16sdtdh="http://schemas.microsoft.com/office/word/2020/wordml/sdtdatahash" xmlns:w16se="http://schemas.microsoft.com/office/word/2015/wordml/symex" xmlns:wpg="http://schemas.microsoft.com/office/word/2010/wordprocessingGroup" xmlns:wpi="http://schemas.microsoft.com/office/word/2010/wordprocessingInk" xmlns:wne="http://schemas.microsoft.com/office/word/2006/wordml" xmlns:wps="http://schemas.microsoft.com/office/word/2010/wordprocessingShape" mc:Ignorable="w14 w15 w16se w16cid w16 w16cex w16sdtdh wp14">
+<w:footnotes xmlns:wpc="http://schemas.microsoft.com/office/word/2010/wordprocessingCanvas" xmlns:cx="http://schemas.microsoft.com/office/drawing/2014/chartex" xmlns:cx1="http://schemas.microsoft.com/office/drawing/2015/9/8/chartex" xmlns:cx2="http://schemas.microsoft.com/office/drawing/2015/10/21/chartex" xmlns:cx3="http://schemas.microsoft.com/office/drawing/2016/5/9/chartex" xmlns:cx4="http://schemas.microsoft.com/office/drawing/2016/5/10/chartex" xmlns:cx5="http://schemas.microsoft.com/office/drawing/2016/5/11/chartex" xmlns:cx6="http://schemas.microsoft.com/office/drawing/2016/5/12/chartex" xmlns:cx7="http://schemas.microsoft.com/office/drawing/2016/5/13/chartex" xmlns:cx8="http://schemas.microsoft.com/office/drawing/2016/5/14/chartex" xmlns:mc="http://schemas.openxmlformats.org/markup-compatibility/2006" xmlns:aink="http://schemas.microsoft.com/office/drawing/2016/ink" xmlns:am3d="http://schemas.microsoft.com/office/drawing/2017/model3d" xmlns:o="urn:schemas-microsoft-com:office:office" xmlns:oel="http://schemas.microsoft.com/office/2019/extlst" xmlns:r="http://schemas.openxmlformats.org/officeDocument/2006/relationships" xmlns:m="http://schemas.openxmlformats.org/officeDocument/2006/math" xmlns:v="urn:schemas-microsoft-com:vml" xmlns:wp14="http://schemas.microsoft.com/office/word/2010/wordprocessingDrawing" xmlns:wp="http://schemas.openxmlformats.org/drawingml/2006/wordprocessingDrawing" xmlns:w10="urn:schemas-microsoft-com:office:word" xmlns:w="http://schemas.openxmlformats.org/wordprocessingml/2006/main" xmlns:w14="http://schemas.microsoft.com/office/word/2010/wordml" xmlns:w15="http://schemas.microsoft.com/office/word/2012/wordml" xmlns:w16cex="http://schemas.microsoft.com/office/word/2018/wordml/cex" xmlns:w16cid="http://schemas.microsoft.com/office/word/2016/wordml/cid" xmlns:w16="http://schemas.microsoft.com/office/word/2018/wordml" xmlns:w16du="http://schemas.microsoft.com/office/word/2023/wordml/word16du" xmlns:w16sdtdh="http://schemas.microsoft.com/office/word/2020/wordml/sdtdatahash" xmlns:w16sdtfl="http://schemas.microsoft.com/office/word/2024/wordml/sdtformatlock" xmlns:w16se="http://schemas.microsoft.com/office/word/2015/wordml/symex" xmlns:wpg="http://schemas.microsoft.com/office/word/2010/wordprocessingGroup" xmlns:wpi="http://schemas.microsoft.com/office/word/2010/wordprocessingInk" xmlns:wne="http://schemas.microsoft.com/office/word/2006/wordml" xmlns:wps="http://schemas.microsoft.com/office/word/2010/wordprocessingShape" mc:Ignorable="w14 w15 w16se w16cid w16 w16cex w16sdtdh w16sdtfl w16du wp14">
   <w:footnote w:type="separator" w:id="-1">
     <w:p>
       <w:pPr>
@@ -11274,7 +11417,7 @@
 </file>
 
 <file path=word/header1.xml><?xml version="1.0" encoding="utf-8"?>
-<w:hdr xmlns:wpc="http://schemas.microsoft.com/office/word/2010/wordprocessingCanvas" xmlns:cx="http://schemas.microsoft.com/office/drawing/2014/chartex" xmlns:cx1="http://schemas.microsoft.com/office/drawing/2015/9/8/chartex" xmlns:cx2="http://schemas.microsoft.com/office/drawing/2015/10/21/chartex" xmlns:cx3="http://schemas.microsoft.com/office/drawing/2016/5/9/chartex" xmlns:cx4="http://schemas.microsoft.com/office/drawing/2016/5/10/chartex" xmlns:cx5="http://schemas.microsoft.com/office/drawing/2016/5/11/chartex" xmlns:cx6="http://schemas.microsoft.com/office/drawing/2016/5/12/chartex" xmlns:cx7="http://schemas.microsoft.com/office/drawing/2016/5/13/chartex" xmlns:cx8="http://schemas.microsoft.com/office/drawing/2016/5/14/chartex" xmlns:mc="http://schemas.openxmlformats.org/markup-compatibility/2006" xmlns:aink="http://schemas.microsoft.com/office/drawing/2016/ink" xmlns:am3d="http://schemas.microsoft.com/office/drawing/2017/model3d" xmlns:o="urn:schemas-microsoft-com:office:office" xmlns:oel="http://schemas.microsoft.com/office/2019/extlst" xmlns:r="http://schemas.openxmlformats.org/officeDocument/2006/relationships" xmlns:m="http://schemas.openxmlformats.org/officeDocument/2006/math" xmlns:v="urn:schemas-microsoft-com:vml" xmlns:wp14="http://schemas.microsoft.com/office/word/2010/wordprocessingDrawing" xmlns:wp="http://schemas.openxmlformats.org/drawingml/2006/wordprocessingDrawing" xmlns:w10="urn:schemas-microsoft-com:office:word" xmlns:w="http://schemas.openxmlformats.org/wordprocessingml/2006/main" xmlns:w14="http://schemas.microsoft.com/office/word/2010/wordml" xmlns:w15="http://schemas.microsoft.com/office/word/2012/wordml" xmlns:w16cex="http://schemas.microsoft.com/office/word/2018/wordml/cex" xmlns:w16cid="http://schemas.microsoft.com/office/word/2016/wordml/cid" xmlns:w16="http://schemas.microsoft.com/office/word/2018/wordml" xmlns:w16sdtdh="http://schemas.microsoft.com/office/word/2020/wordml/sdtdatahash" xmlns:w16se="http://schemas.microsoft.com/office/word/2015/wordml/symex" xmlns:wpg="http://schemas.microsoft.com/office/word/2010/wordprocessingGroup" xmlns:wpi="http://schemas.microsoft.com/office/word/2010/wordprocessingInk" xmlns:wne="http://schemas.microsoft.com/office/word/2006/wordml" xmlns:wps="http://schemas.microsoft.com/office/word/2010/wordprocessingShape" mc:Ignorable="w14 w15 w16se w16cid w16 w16cex w16sdtdh wp14">
+<w:hdr xmlns:wpc="http://schemas.microsoft.com/office/word/2010/wordprocessingCanvas" xmlns:cx="http://schemas.microsoft.com/office/drawing/2014/chartex" xmlns:cx1="http://schemas.microsoft.com/office/drawing/2015/9/8/chartex" xmlns:cx2="http://schemas.microsoft.com/office/drawing/2015/10/21/chartex" xmlns:cx3="http://schemas.microsoft.com/office/drawing/2016/5/9/chartex" xmlns:cx4="http://schemas.microsoft.com/office/drawing/2016/5/10/chartex" xmlns:cx5="http://schemas.microsoft.com/office/drawing/2016/5/11/chartex" xmlns:cx6="http://schemas.microsoft.com/office/drawing/2016/5/12/chartex" xmlns:cx7="http://schemas.microsoft.com/office/drawing/2016/5/13/chartex" xmlns:cx8="http://schemas.microsoft.com/office/drawing/2016/5/14/chartex" xmlns:mc="http://schemas.openxmlformats.org/markup-compatibility/2006" xmlns:aink="http://schemas.microsoft.com/office/drawing/2016/ink" xmlns:am3d="http://schemas.microsoft.com/office/drawing/2017/model3d" xmlns:o="urn:schemas-microsoft-com:office:office" xmlns:oel="http://schemas.microsoft.com/office/2019/extlst" xmlns:r="http://schemas.openxmlformats.org/officeDocument/2006/relationships" xmlns:m="http://schemas.openxmlformats.org/officeDocument/2006/math" xmlns:v="urn:schemas-microsoft-com:vml" xmlns:wp14="http://schemas.microsoft.com/office/word/2010/wordprocessingDrawing" xmlns:wp="http://schemas.openxmlformats.org/drawingml/2006/wordprocessingDrawing" xmlns:w10="urn:schemas-microsoft-com:office:word" xmlns:w="http://schemas.openxmlformats.org/wordprocessingml/2006/main" xmlns:w14="http://schemas.microsoft.com/office/word/2010/wordml" xmlns:w15="http://schemas.microsoft.com/office/word/2012/wordml" xmlns:w16cex="http://schemas.microsoft.com/office/word/2018/wordml/cex" xmlns:w16cid="http://schemas.microsoft.com/office/word/2016/wordml/cid" xmlns:w16="http://schemas.microsoft.com/office/word/2018/wordml" xmlns:w16du="http://schemas.microsoft.com/office/word/2023/wordml/word16du" xmlns:w16sdtdh="http://schemas.microsoft.com/office/word/2020/wordml/sdtdatahash" xmlns:w16sdtfl="http://schemas.microsoft.com/office/word/2024/wordml/sdtformatlock" xmlns:w16se="http://schemas.microsoft.com/office/word/2015/wordml/symex" xmlns:wpg="http://schemas.microsoft.com/office/word/2010/wordprocessingGroup" xmlns:wpi="http://schemas.microsoft.com/office/word/2010/wordprocessingInk" xmlns:wne="http://schemas.microsoft.com/office/word/2006/wordml" xmlns:wps="http://schemas.microsoft.com/office/word/2010/wordprocessingShape" mc:Ignorable="w14 w15 w16se w16cid w16 w16cex w16sdtdh w16sdtfl w16du wp14">
   <w:p>
     <w:pPr>
       <w:pStyle w:val="Encabezado"/>
@@ -11288,7 +11431,7 @@
 </file>
 
 <file path=word/header2.xml><?xml version="1.0" encoding="utf-8"?>
-<w:hdr xmlns:wpc="http://schemas.microsoft.com/office/word/2010/wordprocessingCanvas" xmlns:cx="http://schemas.microsoft.com/office/drawing/2014/chartex" xmlns:cx1="http://schemas.microsoft.com/office/drawing/2015/9/8/chartex" xmlns:cx2="http://schemas.microsoft.com/office/drawing/2015/10/21/chartex" xmlns:cx3="http://schemas.microsoft.com/office/drawing/2016/5/9/chartex" xmlns:cx4="http://schemas.microsoft.com/office/drawing/2016/5/10/chartex" xmlns:cx5="http://schemas.microsoft.com/office/drawing/2016/5/11/chartex" xmlns:cx6="http://schemas.microsoft.com/office/drawing/2016/5/12/chartex" xmlns:cx7="http://schemas.microsoft.com/office/drawing/2016/5/13/chartex" xmlns:cx8="http://schemas.microsoft.com/office/drawing/2016/5/14/chartex" xmlns:mc="http://schemas.openxmlformats.org/markup-compatibility/2006" xmlns:aink="http://schemas.microsoft.com/office/drawing/2016/ink" xmlns:am3d="http://schemas.microsoft.com/office/drawing/2017/model3d" xmlns:o="urn:schemas-microsoft-com:office:office" xmlns:oel="http://schemas.microsoft.com/office/2019/extlst" xmlns:r="http://schemas.openxmlformats.org/officeDocument/2006/relationships" xmlns:m="http://schemas.openxmlformats.org/officeDocument/2006/math" xmlns:v="urn:schemas-microsoft-com:vml" xmlns:wp14="http://schemas.microsoft.com/office/word/2010/wordprocessingDrawing" xmlns:wp="http://schemas.openxmlformats.org/drawingml/2006/wordprocessingDrawing" xmlns:w10="urn:schemas-microsoft-com:office:word" xmlns:w="http://schemas.openxmlformats.org/wordprocessingml/2006/main" xmlns:w14="http://schemas.microsoft.com/office/word/2010/wordml" xmlns:w15="http://schemas.microsoft.com/office/word/2012/wordml" xmlns:w16cex="http://schemas.microsoft.com/office/word/2018/wordml/cex" xmlns:w16cid="http://schemas.microsoft.com/office/word/2016/wordml/cid" xmlns:w16="http://schemas.microsoft.com/office/word/2018/wordml" xmlns:w16sdtdh="http://schemas.microsoft.com/office/word/2020/wordml/sdtdatahash" xmlns:w16se="http://schemas.microsoft.com/office/word/2015/wordml/symex" xmlns:wpg="http://schemas.microsoft.com/office/word/2010/wordprocessingGroup" xmlns:wpi="http://schemas.microsoft.com/office/word/2010/wordprocessingInk" xmlns:wne="http://schemas.microsoft.com/office/word/2006/wordml" xmlns:wps="http://schemas.microsoft.com/office/word/2010/wordprocessingShape" mc:Ignorable="w14 w15 w16se w16cid w16 w16cex w16sdtdh wp14">
+<w:hdr xmlns:wpc="http://schemas.microsoft.com/office/word/2010/wordprocessingCanvas" xmlns:cx="http://schemas.microsoft.com/office/drawing/2014/chartex" xmlns:cx1="http://schemas.microsoft.com/office/drawing/2015/9/8/chartex" xmlns:cx2="http://schemas.microsoft.com/office/drawing/2015/10/21/chartex" xmlns:cx3="http://schemas.microsoft.com/office/drawing/2016/5/9/chartex" xmlns:cx4="http://schemas.microsoft.com/office/drawing/2016/5/10/chartex" xmlns:cx5="http://schemas.microsoft.com/office/drawing/2016/5/11/chartex" xmlns:cx6="http://schemas.microsoft.com/office/drawing/2016/5/12/chartex" xmlns:cx7="http://schemas.microsoft.com/office/drawing/2016/5/13/chartex" xmlns:cx8="http://schemas.microsoft.com/office/drawing/2016/5/14/chartex" xmlns:mc="http://schemas.openxmlformats.org/markup-compatibility/2006" xmlns:aink="http://schemas.microsoft.com/office/drawing/2016/ink" xmlns:am3d="http://schemas.microsoft.com/office/drawing/2017/model3d" xmlns:o="urn:schemas-microsoft-com:office:office" xmlns:oel="http://schemas.microsoft.com/office/2019/extlst" xmlns:r="http://schemas.openxmlformats.org/officeDocument/2006/relationships" xmlns:m="http://schemas.openxmlformats.org/officeDocument/2006/math" xmlns:v="urn:schemas-microsoft-com:vml" xmlns:wp14="http://schemas.microsoft.com/office/word/2010/wordprocessingDrawing" xmlns:wp="http://schemas.openxmlformats.org/drawingml/2006/wordprocessingDrawing" xmlns:w10="urn:schemas-microsoft-com:office:word" xmlns:w="http://schemas.openxmlformats.org/wordprocessingml/2006/main" xmlns:w14="http://schemas.microsoft.com/office/word/2010/wordml" xmlns:w15="http://schemas.microsoft.com/office/word/2012/wordml" xmlns:w16cex="http://schemas.microsoft.com/office/word/2018/wordml/cex" xmlns:w16cid="http://schemas.microsoft.com/office/word/2016/wordml/cid" xmlns:w16="http://schemas.microsoft.com/office/word/2018/wordml" xmlns:w16du="http://schemas.microsoft.com/office/word/2023/wordml/word16du" xmlns:w16sdtdh="http://schemas.microsoft.com/office/word/2020/wordml/sdtdatahash" xmlns:w16sdtfl="http://schemas.microsoft.com/office/word/2024/wordml/sdtformatlock" xmlns:w16se="http://schemas.microsoft.com/office/word/2015/wordml/symex" xmlns:wpg="http://schemas.microsoft.com/office/word/2010/wordprocessingGroup" xmlns:wpi="http://schemas.microsoft.com/office/word/2010/wordprocessingInk" xmlns:wne="http://schemas.microsoft.com/office/word/2006/wordml" xmlns:wps="http://schemas.microsoft.com/office/word/2010/wordprocessingShape" mc:Ignorable="w14 w15 w16se w16cid w16 w16cex w16sdtdh w16sdtfl w16du wp14">
   <w:p>
     <w:pPr>
       <w:pStyle w:val="Encabezado"/>
@@ -11302,7 +11445,7 @@
 </file>
 
 <file path=word/header3.xml><?xml version="1.0" encoding="utf-8"?>
-<w:hdr xmlns:wpc="http://schemas.microsoft.com/office/word/2010/wordprocessingCanvas" xmlns:cx="http://schemas.microsoft.com/office/drawing/2014/chartex" xmlns:cx1="http://schemas.microsoft.com/office/drawing/2015/9/8/chartex" xmlns:cx2="http://schemas.microsoft.com/office/drawing/2015/10/21/chartex" xmlns:cx3="http://schemas.microsoft.com/office/drawing/2016/5/9/chartex" xmlns:cx4="http://schemas.microsoft.com/office/drawing/2016/5/10/chartex" xmlns:cx5="http://schemas.microsoft.com/office/drawing/2016/5/11/chartex" xmlns:cx6="http://schemas.microsoft.com/office/drawing/2016/5/12/chartex" xmlns:cx7="http://schemas.microsoft.com/office/drawing/2016/5/13/chartex" xmlns:cx8="http://schemas.microsoft.com/office/drawing/2016/5/14/chartex" xmlns:mc="http://schemas.openxmlformats.org/markup-compatibility/2006" xmlns:aink="http://schemas.microsoft.com/office/drawing/2016/ink" xmlns:am3d="http://schemas.microsoft.com/office/drawing/2017/model3d" xmlns:o="urn:schemas-microsoft-com:office:office" xmlns:oel="http://schemas.microsoft.com/office/2019/extlst" xmlns:r="http://schemas.openxmlformats.org/officeDocument/2006/relationships" xmlns:m="http://schemas.openxmlformats.org/officeDocument/2006/math" xmlns:v="urn:schemas-microsoft-com:vml" xmlns:wp14="http://schemas.microsoft.com/office/word/2010/wordprocessingDrawing" xmlns:wp="http://schemas.openxmlformats.org/drawingml/2006/wordprocessingDrawing" xmlns:w10="urn:schemas-microsoft-com:office:word" xmlns:w="http://schemas.openxmlformats.org/wordprocessingml/2006/main" xmlns:w14="http://schemas.microsoft.com/office/word/2010/wordml" xmlns:w15="http://schemas.microsoft.com/office/word/2012/wordml" xmlns:w16cex="http://schemas.microsoft.com/office/word/2018/wordml/cex" xmlns:w16cid="http://schemas.microsoft.com/office/word/2016/wordml/cid" xmlns:w16="http://schemas.microsoft.com/office/word/2018/wordml" xmlns:w16sdtdh="http://schemas.microsoft.com/office/word/2020/wordml/sdtdatahash" xmlns:w16se="http://schemas.microsoft.com/office/word/2015/wordml/symex" xmlns:wpg="http://schemas.microsoft.com/office/word/2010/wordprocessingGroup" xmlns:wpi="http://schemas.microsoft.com/office/word/2010/wordprocessingInk" xmlns:wne="http://schemas.microsoft.com/office/word/2006/wordml" xmlns:wps="http://schemas.microsoft.com/office/word/2010/wordprocessingShape" mc:Ignorable="w14 w15 w16se w16cid w16 w16cex w16sdtdh wp14">
+<w:hdr xmlns:wpc="http://schemas.microsoft.com/office/word/2010/wordprocessingCanvas" xmlns:cx="http://schemas.microsoft.com/office/drawing/2014/chartex" xmlns:cx1="http://schemas.microsoft.com/office/drawing/2015/9/8/chartex" xmlns:cx2="http://schemas.microsoft.com/office/drawing/2015/10/21/chartex" xmlns:cx3="http://schemas.microsoft.com/office/drawing/2016/5/9/chartex" xmlns:cx4="http://schemas.microsoft.com/office/drawing/2016/5/10/chartex" xmlns:cx5="http://schemas.microsoft.com/office/drawing/2016/5/11/chartex" xmlns:cx6="http://schemas.microsoft.com/office/drawing/2016/5/12/chartex" xmlns:cx7="http://schemas.microsoft.com/office/drawing/2016/5/13/chartex" xmlns:cx8="http://schemas.microsoft.com/office/drawing/2016/5/14/chartex" xmlns:mc="http://schemas.openxmlformats.org/markup-compatibility/2006" xmlns:aink="http://schemas.microsoft.com/office/drawing/2016/ink" xmlns:am3d="http://schemas.microsoft.com/office/drawing/2017/model3d" xmlns:o="urn:schemas-microsoft-com:office:office" xmlns:oel="http://schemas.microsoft.com/office/2019/extlst" xmlns:r="http://schemas.openxmlformats.org/officeDocument/2006/relationships" xmlns:m="http://schemas.openxmlformats.org/officeDocument/2006/math" xmlns:v="urn:schemas-microsoft-com:vml" xmlns:wp14="http://schemas.microsoft.com/office/word/2010/wordprocessingDrawing" xmlns:wp="http://schemas.openxmlformats.org/drawingml/2006/wordprocessingDrawing" xmlns:w10="urn:schemas-microsoft-com:office:word" xmlns:w="http://schemas.openxmlformats.org/wordprocessingml/2006/main" xmlns:w14="http://schemas.microsoft.com/office/word/2010/wordml" xmlns:w15="http://schemas.microsoft.com/office/word/2012/wordml" xmlns:w16cex="http://schemas.microsoft.com/office/word/2018/wordml/cex" xmlns:w16cid="http://schemas.microsoft.com/office/word/2016/wordml/cid" xmlns:w16="http://schemas.microsoft.com/office/word/2018/wordml" xmlns:w16du="http://schemas.microsoft.com/office/word/2023/wordml/word16du" xmlns:w16sdtdh="http://schemas.microsoft.com/office/word/2020/wordml/sdtdatahash" xmlns:w16sdtfl="http://schemas.microsoft.com/office/word/2024/wordml/sdtformatlock" xmlns:w16se="http://schemas.microsoft.com/office/word/2015/wordml/symex" xmlns:wpg="http://schemas.microsoft.com/office/word/2010/wordprocessingGroup" xmlns:wpi="http://schemas.microsoft.com/office/word/2010/wordprocessingInk" xmlns:wne="http://schemas.microsoft.com/office/word/2006/wordml" xmlns:wps="http://schemas.microsoft.com/office/word/2010/wordprocessingShape" mc:Ignorable="w14 w15 w16se w16cid w16 w16cex w16sdtdh w16sdtfl w16du wp14">
   <w:p>
     <w:pPr>
       <w:pStyle w:val="Encabezado"/>
@@ -11316,7 +11459,7 @@
 </file>
 
 <file path=word/header4.xml><?xml version="1.0" encoding="utf-8"?>
-<w:hdr xmlns:wpc="http://schemas.microsoft.com/office/word/2010/wordprocessingCanvas" xmlns:cx="http://schemas.microsoft.com/office/drawing/2014/chartex" xmlns:cx1="http://schemas.microsoft.com/office/drawing/2015/9/8/chartex" xmlns:cx2="http://schemas.microsoft.com/office/drawing/2015/10/21/chartex" xmlns:cx3="http://schemas.microsoft.com/office/drawing/2016/5/9/chartex" xmlns:cx4="http://schemas.microsoft.com/office/drawing/2016/5/10/chartex" xmlns:cx5="http://schemas.microsoft.com/office/drawing/2016/5/11/chartex" xmlns:cx6="http://schemas.microsoft.com/office/drawing/2016/5/12/chartex" xmlns:cx7="http://schemas.microsoft.com/office/drawing/2016/5/13/chartex" xmlns:cx8="http://schemas.microsoft.com/office/drawing/2016/5/14/chartex" xmlns:mc="http://schemas.openxmlformats.org/markup-compatibility/2006" xmlns:aink="http://schemas.microsoft.com/office/drawing/2016/ink" xmlns:am3d="http://schemas.microsoft.com/office/drawing/2017/model3d" xmlns:o="urn:schemas-microsoft-com:office:office" xmlns:oel="http://schemas.microsoft.com/office/2019/extlst" xmlns:r="http://schemas.openxmlformats.org/officeDocument/2006/relationships" xmlns:m="http://schemas.openxmlformats.org/officeDocument/2006/math" xmlns:v="urn:schemas-microsoft-com:vml" xmlns:wp14="http://schemas.microsoft.com/office/word/2010/wordprocessingDrawing" xmlns:wp="http://schemas.openxmlformats.org/drawingml/2006/wordprocessingDrawing" xmlns:w10="urn:schemas-microsoft-com:office:word" xmlns:w="http://schemas.openxmlformats.org/wordprocessingml/2006/main" xmlns:w14="http://schemas.microsoft.com/office/word/2010/wordml" xmlns:w15="http://schemas.microsoft.com/office/word/2012/wordml" xmlns:w16cex="http://schemas.microsoft.com/office/word/2018/wordml/cex" xmlns:w16cid="http://schemas.microsoft.com/office/word/2016/wordml/cid" xmlns:w16="http://schemas.microsoft.com/office/word/2018/wordml" xmlns:w16sdtdh="http://schemas.microsoft.com/office/word/2020/wordml/sdtdatahash" xmlns:w16se="http://schemas.microsoft.com/office/word/2015/wordml/symex" xmlns:wpg="http://schemas.microsoft.com/office/word/2010/wordprocessingGroup" xmlns:wpi="http://schemas.microsoft.com/office/word/2010/wordprocessingInk" xmlns:wne="http://schemas.microsoft.com/office/word/2006/wordml" xmlns:wps="http://schemas.microsoft.com/office/word/2010/wordprocessingShape" mc:Ignorable="w14 w15 w16se w16cid w16 w16cex w16sdtdh wp14">
+<w:hdr xmlns:wpc="http://schemas.microsoft.com/office/word/2010/wordprocessingCanvas" xmlns:cx="http://schemas.microsoft.com/office/drawing/2014/chartex" xmlns:cx1="http://schemas.microsoft.com/office/drawing/2015/9/8/chartex" xmlns:cx2="http://schemas.microsoft.com/office/drawing/2015/10/21/chartex" xmlns:cx3="http://schemas.microsoft.com/office/drawing/2016/5/9/chartex" xmlns:cx4="http://schemas.microsoft.com/office/drawing/2016/5/10/chartex" xmlns:cx5="http://schemas.microsoft.com/office/drawing/2016/5/11/chartex" xmlns:cx6="http://schemas.microsoft.com/office/drawing/2016/5/12/chartex" xmlns:cx7="http://schemas.microsoft.com/office/drawing/2016/5/13/chartex" xmlns:cx8="http://schemas.microsoft.com/office/drawing/2016/5/14/chartex" xmlns:mc="http://schemas.openxmlformats.org/markup-compatibility/2006" xmlns:aink="http://schemas.microsoft.com/office/drawing/2016/ink" xmlns:am3d="http://schemas.microsoft.com/office/drawing/2017/model3d" xmlns:o="urn:schemas-microsoft-com:office:office" xmlns:oel="http://schemas.microsoft.com/office/2019/extlst" xmlns:r="http://schemas.openxmlformats.org/officeDocument/2006/relationships" xmlns:m="http://schemas.openxmlformats.org/officeDocument/2006/math" xmlns:v="urn:schemas-microsoft-com:vml" xmlns:wp14="http://schemas.microsoft.com/office/word/2010/wordprocessingDrawing" xmlns:wp="http://schemas.openxmlformats.org/drawingml/2006/wordprocessingDrawing" xmlns:w10="urn:schemas-microsoft-com:office:word" xmlns:w="http://schemas.openxmlformats.org/wordprocessingml/2006/main" xmlns:w14="http://schemas.microsoft.com/office/word/2010/wordml" xmlns:w15="http://schemas.microsoft.com/office/word/2012/wordml" xmlns:w16cex="http://schemas.microsoft.com/office/word/2018/wordml/cex" xmlns:w16cid="http://schemas.microsoft.com/office/word/2016/wordml/cid" xmlns:w16="http://schemas.microsoft.com/office/word/2018/wordml" xmlns:w16du="http://schemas.microsoft.com/office/word/2023/wordml/word16du" xmlns:w16sdtdh="http://schemas.microsoft.com/office/word/2020/wordml/sdtdatahash" xmlns:w16sdtfl="http://schemas.microsoft.com/office/word/2024/wordml/sdtformatlock" xmlns:w16se="http://schemas.microsoft.com/office/word/2015/wordml/symex" xmlns:wpg="http://schemas.microsoft.com/office/word/2010/wordprocessingGroup" xmlns:wpi="http://schemas.microsoft.com/office/word/2010/wordprocessingInk" xmlns:wne="http://schemas.microsoft.com/office/word/2006/wordml" xmlns:wps="http://schemas.microsoft.com/office/word/2010/wordprocessingShape" mc:Ignorable="w14 w15 w16se w16cid w16 w16cex w16sdtdh w16sdtfl w16du wp14">
   <w:p>
     <w:pPr>
       <w:pStyle w:val="Encabezado"/>
@@ -11330,7 +11473,7 @@
 </file>
 
 <file path=word/header5.xml><?xml version="1.0" encoding="utf-8"?>
-<w:hdr xmlns:wpc="http://schemas.microsoft.com/office/word/2010/wordprocessingCanvas" xmlns:cx="http://schemas.microsoft.com/office/drawing/2014/chartex" xmlns:cx1="http://schemas.microsoft.com/office/drawing/2015/9/8/chartex" xmlns:cx2="http://schemas.microsoft.com/office/drawing/2015/10/21/chartex" xmlns:cx3="http://schemas.microsoft.com/office/drawing/2016/5/9/chartex" xmlns:cx4="http://schemas.microsoft.com/office/drawing/2016/5/10/chartex" xmlns:cx5="http://schemas.microsoft.com/office/drawing/2016/5/11/chartex" xmlns:cx6="http://schemas.microsoft.com/office/drawing/2016/5/12/chartex" xmlns:cx7="http://schemas.microsoft.com/office/drawing/2016/5/13/chartex" xmlns:cx8="http://schemas.microsoft.com/office/drawing/2016/5/14/chartex" xmlns:mc="http://schemas.openxmlformats.org/markup-compatibility/2006" xmlns:aink="http://schemas.microsoft.com/office/drawing/2016/ink" xmlns:am3d="http://schemas.microsoft.com/office/drawing/2017/model3d" xmlns:o="urn:schemas-microsoft-com:office:office" xmlns:oel="http://schemas.microsoft.com/office/2019/extlst" xmlns:r="http://schemas.openxmlformats.org/officeDocument/2006/relationships" xmlns:m="http://schemas.openxmlformats.org/officeDocument/2006/math" xmlns:v="urn:schemas-microsoft-com:vml" xmlns:wp14="http://schemas.microsoft.com/office/word/2010/wordprocessingDrawing" xmlns:wp="http://schemas.openxmlformats.org/drawingml/2006/wordprocessingDrawing" xmlns:w10="urn:schemas-microsoft-com:office:word" xmlns:w="http://schemas.openxmlformats.org/wordprocessingml/2006/main" xmlns:w14="http://schemas.microsoft.com/office/word/2010/wordml" xmlns:w15="http://schemas.microsoft.com/office/word/2012/wordml" xmlns:w16cex="http://schemas.microsoft.com/office/word/2018/wordml/cex" xmlns:w16cid="http://schemas.microsoft.com/office/word/2016/wordml/cid" xmlns:w16="http://schemas.microsoft.com/office/word/2018/wordml" xmlns:w16sdtdh="http://schemas.microsoft.com/office/word/2020/wordml/sdtdatahash" xmlns:w16se="http://schemas.microsoft.com/office/word/2015/wordml/symex" xmlns:wpg="http://schemas.microsoft.com/office/word/2010/wordprocessingGroup" xmlns:wpi="http://schemas.microsoft.com/office/word/2010/wordprocessingInk" xmlns:wne="http://schemas.microsoft.com/office/word/2006/wordml" xmlns:wps="http://schemas.microsoft.com/office/word/2010/wordprocessingShape" mc:Ignorable="w14 w15 w16se w16cid w16 w16cex w16sdtdh wp14">
+<w:hdr xmlns:wpc="http://schemas.microsoft.com/office/word/2010/wordprocessingCanvas" xmlns:cx="http://schemas.microsoft.com/office/drawing/2014/chartex" xmlns:cx1="http://schemas.microsoft.com/office/drawing/2015/9/8/chartex" xmlns:cx2="http://schemas.microsoft.com/office/drawing/2015/10/21/chartex" xmlns:cx3="http://schemas.microsoft.com/office/drawing/2016/5/9/chartex" xmlns:cx4="http://schemas.microsoft.com/office/drawing/2016/5/10/chartex" xmlns:cx5="http://schemas.microsoft.com/office/drawing/2016/5/11/chartex" xmlns:cx6="http://schemas.microsoft.com/office/drawing/2016/5/12/chartex" xmlns:cx7="http://schemas.microsoft.com/office/drawing/2016/5/13/chartex" xmlns:cx8="http://schemas.microsoft.com/office/drawing/2016/5/14/chartex" xmlns:mc="http://schemas.openxmlformats.org/markup-compatibility/2006" xmlns:aink="http://schemas.microsoft.com/office/drawing/2016/ink" xmlns:am3d="http://schemas.microsoft.com/office/drawing/2017/model3d" xmlns:o="urn:schemas-microsoft-com:office:office" xmlns:oel="http://schemas.microsoft.com/office/2019/extlst" xmlns:r="http://schemas.openxmlformats.org/officeDocument/2006/relationships" xmlns:m="http://schemas.openxmlformats.org/officeDocument/2006/math" xmlns:v="urn:schemas-microsoft-com:vml" xmlns:wp14="http://schemas.microsoft.com/office/word/2010/wordprocessingDrawing" xmlns:wp="http://schemas.openxmlformats.org/drawingml/2006/wordprocessingDrawing" xmlns:w10="urn:schemas-microsoft-com:office:word" xmlns:w="http://schemas.openxmlformats.org/wordprocessingml/2006/main" xmlns:w14="http://schemas.microsoft.com/office/word/2010/wordml" xmlns:w15="http://schemas.microsoft.com/office/word/2012/wordml" xmlns:w16cex="http://schemas.microsoft.com/office/word/2018/wordml/cex" xmlns:w16cid="http://schemas.microsoft.com/office/word/2016/wordml/cid" xmlns:w16="http://schemas.microsoft.com/office/word/2018/wordml" xmlns:w16du="http://schemas.microsoft.com/office/word/2023/wordml/word16du" xmlns:w16sdtdh="http://schemas.microsoft.com/office/word/2020/wordml/sdtdatahash" xmlns:w16sdtfl="http://schemas.microsoft.com/office/word/2024/wordml/sdtformatlock" xmlns:w16se="http://schemas.microsoft.com/office/word/2015/wordml/symex" xmlns:wpg="http://schemas.microsoft.com/office/word/2010/wordprocessingGroup" xmlns:wpi="http://schemas.microsoft.com/office/word/2010/wordprocessingInk" xmlns:wne="http://schemas.microsoft.com/office/word/2006/wordml" xmlns:wps="http://schemas.microsoft.com/office/word/2010/wordprocessingShape" mc:Ignorable="w14 w15 w16se w16cid w16 w16cex w16sdtdh w16sdtfl w16du wp14">
   <w:p>
     <w:pPr>
       <w:pStyle w:val="Encabezado"/>
@@ -11344,7 +11487,7 @@
 </file>
 
 <file path=word/numbering.xml><?xml version="1.0" encoding="utf-8"?>
-<w:numbering xmlns:wpc="http://schemas.microsoft.com/office/word/2010/wordprocessingCanvas" xmlns:cx="http://schemas.microsoft.com/office/drawing/2014/chartex" xmlns:cx1="http://schemas.microsoft.com/office/drawing/2015/9/8/chartex" xmlns:cx2="http://schemas.microsoft.com/office/drawing/2015/10/21/chartex" xmlns:cx3="http://schemas.microsoft.com/office/drawing/2016/5/9/chartex" xmlns:cx4="http://schemas.microsoft.com/office/drawing/2016/5/10/chartex" xmlns:cx5="http://schemas.microsoft.com/office/drawing/2016/5/11/chartex" xmlns:cx6="http://schemas.microsoft.com/office/drawing/2016/5/12/chartex" xmlns:cx7="http://schemas.microsoft.com/office/drawing/2016/5/13/chartex" xmlns:cx8="http://schemas.microsoft.com/office/drawing/2016/5/14/chartex" xmlns:mc="http://schemas.openxmlformats.org/markup-compatibility/2006" xmlns:aink="http://schemas.microsoft.com/office/drawing/2016/ink" xmlns:am3d="http://schemas.microsoft.com/office/drawing/2017/model3d" xmlns:o="urn:schemas-microsoft-com:office:office" xmlns:oel="http://schemas.microsoft.com/office/2019/extlst" xmlns:r="http://schemas.openxmlformats.org/officeDocument/2006/relationships" xmlns:m="http://schemas.openxmlformats.org/officeDocument/2006/math" xmlns:v="urn:schemas-microsoft-com:vml" xmlns:wp14="http://schemas.microsoft.com/office/word/2010/wordprocessingDrawing" xmlns:wp="http://schemas.openxmlformats.org/drawingml/2006/wordprocessingDrawing" xmlns:w10="urn:schemas-microsoft-com:office:word" xmlns:w="http://schemas.openxmlformats.org/wordprocessingml/2006/main" xmlns:w14="http://schemas.microsoft.com/office/word/2010/wordml" xmlns:w15="http://schemas.microsoft.com/office/word/2012/wordml" xmlns:w16cex="http://schemas.microsoft.com/office/word/2018/wordml/cex" xmlns:w16cid="http://schemas.microsoft.com/office/word/2016/wordml/cid" xmlns:w16="http://schemas.microsoft.com/office/word/2018/wordml" xmlns:w16sdtdh="http://schemas.microsoft.com/office/word/2020/wordml/sdtdatahash" xmlns:w16se="http://schemas.microsoft.com/office/word/2015/wordml/symex" xmlns:wpg="http://schemas.microsoft.com/office/word/2010/wordprocessingGroup" xmlns:wpi="http://schemas.microsoft.com/office/word/2010/wordprocessingInk" xmlns:wne="http://schemas.microsoft.com/office/word/2006/wordml" xmlns:wps="http://schemas.microsoft.com/office/word/2010/wordprocessingShape" mc:Ignorable="w14 w15 w16se w16cid w16 w16cex w16sdtdh wp14">
+<w:numbering xmlns:wpc="http://schemas.microsoft.com/office/word/2010/wordprocessingCanvas" xmlns:cx="http://schemas.microsoft.com/office/drawing/2014/chartex" xmlns:cx1="http://schemas.microsoft.com/office/drawing/2015/9/8/chartex" xmlns:cx2="http://schemas.microsoft.com/office/drawing/2015/10/21/chartex" xmlns:cx3="http://schemas.microsoft.com/office/drawing/2016/5/9/chartex" xmlns:cx4="http://schemas.microsoft.com/office/drawing/2016/5/10/chartex" xmlns:cx5="http://schemas.microsoft.com/office/drawing/2016/5/11/chartex" xmlns:cx6="http://schemas.microsoft.com/office/drawing/2016/5/12/chartex" xmlns:cx7="http://schemas.microsoft.com/office/drawing/2016/5/13/chartex" xmlns:cx8="http://schemas.microsoft.com/office/drawing/2016/5/14/chartex" xmlns:mc="http://schemas.openxmlformats.org/markup-compatibility/2006" xmlns:aink="http://schemas.microsoft.com/office/drawing/2016/ink" xmlns:am3d="http://schemas.microsoft.com/office/drawing/2017/model3d" xmlns:o="urn:schemas-microsoft-com:office:office" xmlns:oel="http://schemas.microsoft.com/office/2019/extlst" xmlns:r="http://schemas.openxmlformats.org/officeDocument/2006/relationships" xmlns:m="http://schemas.openxmlformats.org/officeDocument/2006/math" xmlns:v="urn:schemas-microsoft-com:vml" xmlns:wp14="http://schemas.microsoft.com/office/word/2010/wordprocessingDrawing" xmlns:wp="http://schemas.openxmlformats.org/drawingml/2006/wordprocessingDrawing" xmlns:w10="urn:schemas-microsoft-com:office:word" xmlns:w="http://schemas.openxmlformats.org/wordprocessingml/2006/main" xmlns:w14="http://schemas.microsoft.com/office/word/2010/wordml" xmlns:w15="http://schemas.microsoft.com/office/word/2012/wordml" xmlns:w16cex="http://schemas.microsoft.com/office/word/2018/wordml/cex" xmlns:w16cid="http://schemas.microsoft.com/office/word/2016/wordml/cid" xmlns:w16="http://schemas.microsoft.com/office/word/2018/wordml" xmlns:w16du="http://schemas.microsoft.com/office/word/2023/wordml/word16du" xmlns:w16sdtdh="http://schemas.microsoft.com/office/word/2020/wordml/sdtdatahash" xmlns:w16sdtfl="http://schemas.microsoft.com/office/word/2024/wordml/sdtformatlock" xmlns:w16se="http://schemas.microsoft.com/office/word/2015/wordml/symex" xmlns:wpg="http://schemas.microsoft.com/office/word/2010/wordprocessingGroup" xmlns:wpi="http://schemas.microsoft.com/office/word/2010/wordprocessingInk" xmlns:wne="http://schemas.microsoft.com/office/word/2006/wordml" xmlns:wps="http://schemas.microsoft.com/office/word/2010/wordprocessingShape" mc:Ignorable="w14 w15 w16se w16cid w16 w16cex w16sdtdh w16sdtfl w16du wp14">
   <w:abstractNum w:abstractNumId="0" w15:restartNumberingAfterBreak="0">
     <w:nsid w:val="15A76F2C"/>
     <w:multiLevelType w:val="hybridMultilevel"/>
@@ -11460,17 +11603,109 @@
   </w:abstractNum>
   <w:abstractNum w:abstractNumId="1" w15:restartNumberingAfterBreak="0">
     <w:nsid w:val="1F4B30D1"/>
+    <w:multiLevelType w:val="multilevel"/>
+    <w:tmpl w:val="FC0E65CE"/>
+    <w:lvl w:ilvl="0">
+      <w:start w:val="1"/>
+      <w:numFmt w:val="decimal"/>
+      <w:lvlText w:val="Capítulo %1."/>
+      <w:lvlJc w:val="left"/>
+      <w:pPr>
+        <w:ind w:left="360" w:hanging="360"/>
+      </w:pPr>
+      <w:rPr>
+        <w:rFonts w:hint="default"/>
+      </w:rPr>
+    </w:lvl>
+    <w:lvl w:ilvl="1">
+      <w:start w:val="1"/>
+      <w:numFmt w:val="decimal"/>
+      <w:lvlText w:val="%1.%2."/>
+      <w:lvlJc w:val="left"/>
+      <w:pPr>
+        <w:ind w:left="792" w:hanging="432"/>
+      </w:pPr>
+    </w:lvl>
+    <w:lvl w:ilvl="2">
+      <w:start w:val="1"/>
+      <w:numFmt w:val="decimal"/>
+      <w:lvlText w:val="%1.%2.%3."/>
+      <w:lvlJc w:val="left"/>
+      <w:pPr>
+        <w:ind w:left="1224" w:hanging="504"/>
+      </w:pPr>
+    </w:lvl>
+    <w:lvl w:ilvl="3">
+      <w:start w:val="1"/>
+      <w:numFmt w:val="decimal"/>
+      <w:lvlText w:val="%1.%2.%3.%4."/>
+      <w:lvlJc w:val="left"/>
+      <w:pPr>
+        <w:ind w:left="1728" w:hanging="648"/>
+      </w:pPr>
+    </w:lvl>
+    <w:lvl w:ilvl="4">
+      <w:start w:val="1"/>
+      <w:numFmt w:val="decimal"/>
+      <w:lvlText w:val="%1.%2.%3.%4.%5."/>
+      <w:lvlJc w:val="left"/>
+      <w:pPr>
+        <w:ind w:left="2232" w:hanging="792"/>
+      </w:pPr>
+    </w:lvl>
+    <w:lvl w:ilvl="5">
+      <w:start w:val="1"/>
+      <w:numFmt w:val="decimal"/>
+      <w:lvlText w:val="%1.%2.%3.%4.%5.%6."/>
+      <w:lvlJc w:val="left"/>
+      <w:pPr>
+        <w:ind w:left="2736" w:hanging="936"/>
+      </w:pPr>
+    </w:lvl>
+    <w:lvl w:ilvl="6">
+      <w:start w:val="1"/>
+      <w:numFmt w:val="decimal"/>
+      <w:lvlText w:val="%1.%2.%3.%4.%5.%6.%7."/>
+      <w:lvlJc w:val="left"/>
+      <w:pPr>
+        <w:ind w:left="3240" w:hanging="1080"/>
+      </w:pPr>
+    </w:lvl>
+    <w:lvl w:ilvl="7">
+      <w:start w:val="1"/>
+      <w:numFmt w:val="decimal"/>
+      <w:lvlText w:val="%1.%2.%3.%4.%5.%6.%7.%8."/>
+      <w:lvlJc w:val="left"/>
+      <w:pPr>
+        <w:ind w:left="3744" w:hanging="1224"/>
+      </w:pPr>
+    </w:lvl>
+    <w:lvl w:ilvl="8">
+      <w:start w:val="1"/>
+      <w:numFmt w:val="decimal"/>
+      <w:lvlText w:val="%1.%2.%3.%4.%5.%6.%7.%8.%9."/>
+      <w:lvlJc w:val="left"/>
+      <w:pPr>
+        <w:ind w:left="4320" w:hanging="1440"/>
+      </w:pPr>
+    </w:lvl>
+  </w:abstractNum>
+  <w:abstractNum w:abstractNumId="2" w15:restartNumberingAfterBreak="0">
+    <w:nsid w:val="405F5090"/>
     <w:multiLevelType w:val="hybridMultilevel"/>
-    <w:tmpl w:val="F0E07BC6"/>
-    <w:lvl w:ilvl="0" w:tplc="8A58F06E">
+    <w:tmpl w:val="E880FA0E"/>
+    <w:lvl w:ilvl="0" w:tplc="82244160">
       <w:start w:val="1"/>
       <w:numFmt w:val="decimal"/>
       <w:pStyle w:val="Ttulo1"/>
-      <w:lvlText w:val="%1."/>
+      <w:lvlText w:val="Capítulo %1."/>
       <w:lvlJc w:val="left"/>
       <w:pPr>
         <w:ind w:left="720" w:hanging="360"/>
       </w:pPr>
+      <w:rPr>
+        <w:rFonts w:hint="default"/>
+      </w:rPr>
     </w:lvl>
     <w:lvl w:ilvl="1" w:tplc="0C0A0019" w:tentative="1">
       <w:start w:val="1"/>
@@ -11545,94 +11780,120 @@
       </w:pPr>
     </w:lvl>
   </w:abstractNum>
-  <w:abstractNum w:abstractNumId="2" w15:restartNumberingAfterBreak="0">
+  <w:abstractNum w:abstractNumId="3" w15:restartNumberingAfterBreak="0">
     <w:nsid w:val="4AF02145"/>
-    <w:multiLevelType w:val="hybridMultilevel"/>
-    <w:tmpl w:val="A9D02C1A"/>
-    <w:lvl w:ilvl="0" w:tplc="B10CB9C0">
+    <w:multiLevelType w:val="multilevel"/>
+    <w:tmpl w:val="9ADC77A2"/>
+    <w:lvl w:ilvl="0">
       <w:start w:val="1"/>
       <w:numFmt w:val="decimal"/>
-      <w:pStyle w:val="Ttulo2"/>
       <w:lvlText w:val="%1."/>
       <w:lvlJc w:val="left"/>
       <w:pPr>
         <w:ind w:left="720" w:hanging="360"/>
       </w:pPr>
+      <w:rPr>
+        <w:rFonts w:hint="default"/>
+      </w:rPr>
     </w:lvl>
-    <w:lvl w:ilvl="1" w:tplc="0C0A0019" w:tentative="1">
-      <w:start w:val="1"/>
-      <w:numFmt w:val="lowerLetter"/>
-      <w:lvlText w:val="%2."/>
-      <w:lvlJc w:val="left"/>
-      <w:pPr>
-        <w:ind w:left="1440" w:hanging="360"/>
-      </w:pPr>
-    </w:lvl>
-    <w:lvl w:ilvl="2" w:tplc="0C0A001B" w:tentative="1">
-      <w:start w:val="1"/>
-      <w:numFmt w:val="lowerRoman"/>
-      <w:lvlText w:val="%3."/>
-      <w:lvlJc w:val="right"/>
-      <w:pPr>
-        <w:ind w:left="2160" w:hanging="180"/>
-      </w:pPr>
-    </w:lvl>
-    <w:lvl w:ilvl="3" w:tplc="0C0A000F" w:tentative="1">
+    <w:lvl w:ilvl="1">
       <w:start w:val="1"/>
       <w:numFmt w:val="decimal"/>
-      <w:lvlText w:val="%4."/>
+      <w:lvlText w:val="%1.%2."/>
       <w:lvlJc w:val="left"/>
       <w:pPr>
-        <w:ind w:left="2880" w:hanging="360"/>
-      </w:pPr>
+        <w:ind w:left="1152" w:hanging="432"/>
+      </w:pPr>
+      <w:rPr>
+        <w:rFonts w:hint="default"/>
+      </w:rPr>
     </w:lvl>
-    <w:lvl w:ilvl="4" w:tplc="0C0A0019" w:tentative="1">
-      <w:start w:val="1"/>
-      <w:numFmt w:val="lowerLetter"/>
-      <w:lvlText w:val="%5."/>
-      <w:lvlJc w:val="left"/>
-      <w:pPr>
-        <w:ind w:left="3600" w:hanging="360"/>
-      </w:pPr>
-    </w:lvl>
-    <w:lvl w:ilvl="5" w:tplc="0C0A001B" w:tentative="1">
-      <w:start w:val="1"/>
-      <w:numFmt w:val="lowerRoman"/>
-      <w:lvlText w:val="%6."/>
-      <w:lvlJc w:val="right"/>
-      <w:pPr>
-        <w:ind w:left="4320" w:hanging="180"/>
-      </w:pPr>
-    </w:lvl>
-    <w:lvl w:ilvl="6" w:tplc="0C0A000F" w:tentative="1">
+    <w:lvl w:ilvl="2">
       <w:start w:val="1"/>
       <w:numFmt w:val="decimal"/>
-      <w:lvlText w:val="%7."/>
+      <w:lvlText w:val="%1.%2.%3."/>
       <w:lvlJc w:val="left"/>
       <w:pPr>
-        <w:ind w:left="5040" w:hanging="360"/>
-      </w:pPr>
+        <w:ind w:left="1584" w:hanging="504"/>
+      </w:pPr>
+      <w:rPr>
+        <w:rFonts w:hint="default"/>
+      </w:rPr>
     </w:lvl>
-    <w:lvl w:ilvl="7" w:tplc="0C0A0019" w:tentative="1">
+    <w:lvl w:ilvl="3">
       <w:start w:val="1"/>
-      <w:numFmt w:val="lowerLetter"/>
-      <w:lvlText w:val="%8."/>
+      <w:numFmt w:val="decimal"/>
+      <w:lvlText w:val="%1.%2.%3.%4."/>
       <w:lvlJc w:val="left"/>
       <w:pPr>
-        <w:ind w:left="5760" w:hanging="360"/>
-      </w:pPr>
+        <w:ind w:left="2088" w:hanging="648"/>
+      </w:pPr>
+      <w:rPr>
+        <w:rFonts w:hint="default"/>
+      </w:rPr>
     </w:lvl>
-    <w:lvl w:ilvl="8" w:tplc="0C0A001B" w:tentative="1">
+    <w:lvl w:ilvl="4">
       <w:start w:val="1"/>
-      <w:numFmt w:val="lowerRoman"/>
-      <w:lvlText w:val="%9."/>
-      <w:lvlJc w:val="right"/>
-      <w:pPr>
-        <w:ind w:left="6480" w:hanging="180"/>
-      </w:pPr>
+      <w:numFmt w:val="decimal"/>
+      <w:lvlText w:val="%1.%2.%3.%4.%5."/>
+      <w:lvlJc w:val="left"/>
+      <w:pPr>
+        <w:ind w:left="2592" w:hanging="792"/>
+      </w:pPr>
+      <w:rPr>
+        <w:rFonts w:hint="default"/>
+      </w:rPr>
+    </w:lvl>
+    <w:lvl w:ilvl="5">
+      <w:start w:val="1"/>
+      <w:numFmt w:val="decimal"/>
+      <w:lvlText w:val="%1.%2.%3.%4.%5.%6."/>
+      <w:lvlJc w:val="left"/>
+      <w:pPr>
+        <w:ind w:left="3096" w:hanging="936"/>
+      </w:pPr>
+      <w:rPr>
+        <w:rFonts w:hint="default"/>
+      </w:rPr>
+    </w:lvl>
+    <w:lvl w:ilvl="6">
+      <w:start w:val="1"/>
+      <w:numFmt w:val="decimal"/>
+      <w:lvlText w:val="%1.%2.%3.%4.%5.%6.%7."/>
+      <w:lvlJc w:val="left"/>
+      <w:pPr>
+        <w:ind w:left="3600" w:hanging="1080"/>
+      </w:pPr>
+      <w:rPr>
+        <w:rFonts w:hint="default"/>
+      </w:rPr>
+    </w:lvl>
+    <w:lvl w:ilvl="7">
+      <w:start w:val="1"/>
+      <w:numFmt w:val="decimal"/>
+      <w:lvlText w:val="%1.%2.%3.%4.%5.%6.%7.%8."/>
+      <w:lvlJc w:val="left"/>
+      <w:pPr>
+        <w:ind w:left="4104" w:hanging="1224"/>
+      </w:pPr>
+      <w:rPr>
+        <w:rFonts w:hint="default"/>
+      </w:rPr>
+    </w:lvl>
+    <w:lvl w:ilvl="8">
+      <w:start w:val="1"/>
+      <w:numFmt w:val="decimal"/>
+      <w:lvlText w:val="%1.%2.%3.%4.%5.%6.%7.%8.%9."/>
+      <w:lvlJc w:val="left"/>
+      <w:pPr>
+        <w:ind w:left="4680" w:hanging="1440"/>
+      </w:pPr>
+      <w:rPr>
+        <w:rFonts w:hint="default"/>
+      </w:rPr>
     </w:lvl>
   </w:abstractNum>
-  <w:abstractNum w:abstractNumId="3" w15:restartNumberingAfterBreak="0">
+  <w:abstractNum w:abstractNumId="4" w15:restartNumberingAfterBreak="0">
     <w:nsid w:val="52D33F23"/>
     <w:multiLevelType w:val="hybridMultilevel"/>
     <w:tmpl w:val="B4E8BEEA"/>
@@ -11745,7 +12006,7 @@
       </w:rPr>
     </w:lvl>
   </w:abstractNum>
-  <w:abstractNum w:abstractNumId="4" w15:restartNumberingAfterBreak="0">
+  <w:abstractNum w:abstractNumId="5" w15:restartNumberingAfterBreak="0">
     <w:nsid w:val="532611B7"/>
     <w:multiLevelType w:val="hybridMultilevel"/>
     <w:tmpl w:val="89506B8C"/>
@@ -11832,7 +12093,7 @@
       </w:pPr>
     </w:lvl>
   </w:abstractNum>
-  <w:abstractNum w:abstractNumId="5" w15:restartNumberingAfterBreak="0">
+  <w:abstractNum w:abstractNumId="6" w15:restartNumberingAfterBreak="0">
     <w:nsid w:val="557D74AE"/>
     <w:multiLevelType w:val="hybridMultilevel"/>
     <w:tmpl w:val="240E8EBE"/>
@@ -11945,7 +12206,7 @@
       </w:rPr>
     </w:lvl>
   </w:abstractNum>
-  <w:abstractNum w:abstractNumId="6" w15:restartNumberingAfterBreak="0">
+  <w:abstractNum w:abstractNumId="7" w15:restartNumberingAfterBreak="0">
     <w:nsid w:val="58EA54E7"/>
     <w:multiLevelType w:val="hybridMultilevel"/>
     <w:tmpl w:val="BA8E87A6"/>
@@ -12058,7 +12319,7 @@
       </w:rPr>
     </w:lvl>
   </w:abstractNum>
-  <w:abstractNum w:abstractNumId="7" w15:restartNumberingAfterBreak="0">
+  <w:abstractNum w:abstractNumId="8" w15:restartNumberingAfterBreak="0">
     <w:nsid w:val="59F13BD0"/>
     <w:multiLevelType w:val="hybridMultilevel"/>
     <w:tmpl w:val="935CCB0C"/>
@@ -12171,7 +12432,7 @@
       </w:rPr>
     </w:lvl>
   </w:abstractNum>
-  <w:abstractNum w:abstractNumId="8" w15:restartNumberingAfterBreak="0">
+  <w:abstractNum w:abstractNumId="9" w15:restartNumberingAfterBreak="0">
     <w:nsid w:val="5AD27FB9"/>
     <w:multiLevelType w:val="hybridMultilevel"/>
     <w:tmpl w:val="45D8CF8E"/>
@@ -12284,7 +12545,7 @@
       </w:rPr>
     </w:lvl>
   </w:abstractNum>
-  <w:abstractNum w:abstractNumId="9" w15:restartNumberingAfterBreak="0">
+  <w:abstractNum w:abstractNumId="10" w15:restartNumberingAfterBreak="0">
     <w:nsid w:val="679B0539"/>
     <w:multiLevelType w:val="hybridMultilevel"/>
     <w:tmpl w:val="2F648484"/>
@@ -12396,7 +12657,7 @@
       </w:rPr>
     </w:lvl>
   </w:abstractNum>
-  <w:abstractNum w:abstractNumId="10" w15:restartNumberingAfterBreak="0">
+  <w:abstractNum w:abstractNumId="11" w15:restartNumberingAfterBreak="0">
     <w:nsid w:val="67F74EBE"/>
     <w:multiLevelType w:val="hybridMultilevel"/>
     <w:tmpl w:val="445C12D2"/>
@@ -12509,7 +12770,7 @@
       </w:rPr>
     </w:lvl>
   </w:abstractNum>
-  <w:abstractNum w:abstractNumId="11" w15:restartNumberingAfterBreak="0">
+  <w:abstractNum w:abstractNumId="12" w15:restartNumberingAfterBreak="0">
     <w:nsid w:val="6CB82968"/>
     <w:multiLevelType w:val="hybridMultilevel"/>
     <w:tmpl w:val="46C8B368"/>
@@ -12622,7 +12883,97 @@
       </w:rPr>
     </w:lvl>
   </w:abstractNum>
-  <w:abstractNum w:abstractNumId="12" w15:restartNumberingAfterBreak="0">
+  <w:abstractNum w:abstractNumId="13" w15:restartNumberingAfterBreak="0">
+    <w:nsid w:val="70EC5687"/>
+    <w:multiLevelType w:val="hybridMultilevel"/>
+    <w:tmpl w:val="9EFCD15C"/>
+    <w:lvl w:ilvl="0" w:tplc="AD1468B2">
+      <w:start w:val="1"/>
+      <w:numFmt w:val="decimal"/>
+      <w:pStyle w:val="Ttulo2"/>
+      <w:lvlText w:val="%1.1. "/>
+      <w:lvlJc w:val="left"/>
+      <w:pPr>
+        <w:ind w:left="720" w:hanging="360"/>
+      </w:pPr>
+      <w:rPr>
+        <w:rFonts w:hint="default"/>
+      </w:rPr>
+    </w:lvl>
+    <w:lvl w:ilvl="1" w:tplc="0C0A0019" w:tentative="1">
+      <w:start w:val="1"/>
+      <w:numFmt w:val="lowerLetter"/>
+      <w:lvlText w:val="%2."/>
+      <w:lvlJc w:val="left"/>
+      <w:pPr>
+        <w:ind w:left="1440" w:hanging="360"/>
+      </w:pPr>
+    </w:lvl>
+    <w:lvl w:ilvl="2" w:tplc="0C0A001B" w:tentative="1">
+      <w:start w:val="1"/>
+      <w:numFmt w:val="lowerRoman"/>
+      <w:lvlText w:val="%3."/>
+      <w:lvlJc w:val="right"/>
+      <w:pPr>
+        <w:ind w:left="2160" w:hanging="180"/>
+      </w:pPr>
+    </w:lvl>
+    <w:lvl w:ilvl="3" w:tplc="0C0A000F" w:tentative="1">
+      <w:start w:val="1"/>
+      <w:numFmt w:val="decimal"/>
+      <w:lvlText w:val="%4."/>
+      <w:lvlJc w:val="left"/>
+      <w:pPr>
+        <w:ind w:left="2880" w:hanging="360"/>
+      </w:pPr>
+    </w:lvl>
+    <w:lvl w:ilvl="4" w:tplc="0C0A0019" w:tentative="1">
+      <w:start w:val="1"/>
+      <w:numFmt w:val="lowerLetter"/>
+      <w:lvlText w:val="%5."/>
+      <w:lvlJc w:val="left"/>
+      <w:pPr>
+        <w:ind w:left="3600" w:hanging="360"/>
+      </w:pPr>
+    </w:lvl>
+    <w:lvl w:ilvl="5" w:tplc="0C0A001B" w:tentative="1">
+      <w:start w:val="1"/>
+      <w:numFmt w:val="lowerRoman"/>
+      <w:lvlText w:val="%6."/>
+      <w:lvlJc w:val="right"/>
+      <w:pPr>
+        <w:ind w:left="4320" w:hanging="180"/>
+      </w:pPr>
+    </w:lvl>
+    <w:lvl w:ilvl="6" w:tplc="0C0A000F" w:tentative="1">
+      <w:start w:val="1"/>
+      <w:numFmt w:val="decimal"/>
+      <w:lvlText w:val="%7."/>
+      <w:lvlJc w:val="left"/>
+      <w:pPr>
+        <w:ind w:left="5040" w:hanging="360"/>
+      </w:pPr>
+    </w:lvl>
+    <w:lvl w:ilvl="7" w:tplc="0C0A0019" w:tentative="1">
+      <w:start w:val="1"/>
+      <w:numFmt w:val="lowerLetter"/>
+      <w:lvlText w:val="%8."/>
+      <w:lvlJc w:val="left"/>
+      <w:pPr>
+        <w:ind w:left="5760" w:hanging="360"/>
+      </w:pPr>
+    </w:lvl>
+    <w:lvl w:ilvl="8" w:tplc="0C0A001B" w:tentative="1">
+      <w:start w:val="1"/>
+      <w:numFmt w:val="lowerRoman"/>
+      <w:lvlText w:val="%9."/>
+      <w:lvlJc w:val="right"/>
+      <w:pPr>
+        <w:ind w:left="6480" w:hanging="180"/>
+      </w:pPr>
+    </w:lvl>
+  </w:abstractNum>
+  <w:abstractNum w:abstractNumId="14" w15:restartNumberingAfterBreak="0">
     <w:nsid w:val="75B911A7"/>
     <w:multiLevelType w:val="hybridMultilevel"/>
     <w:tmpl w:val="B6D80360"/>
@@ -12710,112 +13061,112 @@
     </w:lvl>
   </w:abstractNum>
   <w:num w:numId="1" w16cid:durableId="1688485183">
-    <w:abstractNumId w:val="3"/>
+    <w:abstractNumId w:val="4"/>
   </w:num>
   <w:num w:numId="2" w16cid:durableId="2057192281">
-    <w:abstractNumId w:val="10"/>
+    <w:abstractNumId w:val="11"/>
   </w:num>
   <w:num w:numId="3" w16cid:durableId="672420483">
-    <w:abstractNumId w:val="11"/>
+    <w:abstractNumId w:val="12"/>
   </w:num>
   <w:num w:numId="4" w16cid:durableId="1552573584">
     <w:abstractNumId w:val="1"/>
   </w:num>
   <w:num w:numId="5" w16cid:durableId="640768787">
-    <w:abstractNumId w:val="2"/>
+    <w:abstractNumId w:val="3"/>
   </w:num>
   <w:num w:numId="6" w16cid:durableId="1845388909">
-    <w:abstractNumId w:val="12"/>
+    <w:abstractNumId w:val="14"/>
   </w:num>
   <w:num w:numId="7" w16cid:durableId="1416437852">
-    <w:abstractNumId w:val="2"/>
+    <w:abstractNumId w:val="3"/>
     <w:lvlOverride w:ilvl="0">
       <w:startOverride w:val="1"/>
     </w:lvlOverride>
   </w:num>
   <w:num w:numId="8" w16cid:durableId="1658148062">
-    <w:abstractNumId w:val="2"/>
+    <w:abstractNumId w:val="3"/>
     <w:lvlOverride w:ilvl="0">
       <w:startOverride w:val="1"/>
     </w:lvlOverride>
   </w:num>
   <w:num w:numId="9" w16cid:durableId="1629894413">
-    <w:abstractNumId w:val="12"/>
+    <w:abstractNumId w:val="14"/>
     <w:lvlOverride w:ilvl="0">
       <w:startOverride w:val="1"/>
     </w:lvlOverride>
   </w:num>
   <w:num w:numId="10" w16cid:durableId="1149902380">
-    <w:abstractNumId w:val="12"/>
+    <w:abstractNumId w:val="14"/>
     <w:lvlOverride w:ilvl="0">
       <w:startOverride w:val="1"/>
     </w:lvlOverride>
   </w:num>
   <w:num w:numId="11" w16cid:durableId="396558819">
-    <w:abstractNumId w:val="12"/>
+    <w:abstractNumId w:val="14"/>
     <w:lvlOverride w:ilvl="0">
       <w:startOverride w:val="1"/>
     </w:lvlOverride>
   </w:num>
   <w:num w:numId="12" w16cid:durableId="1251813669">
-    <w:abstractNumId w:val="5"/>
+    <w:abstractNumId w:val="6"/>
   </w:num>
   <w:num w:numId="13" w16cid:durableId="810287432">
-    <w:abstractNumId w:val="12"/>
+    <w:abstractNumId w:val="14"/>
     <w:lvlOverride w:ilvl="0">
       <w:startOverride w:val="1"/>
     </w:lvlOverride>
   </w:num>
   <w:num w:numId="14" w16cid:durableId="1872456361">
-    <w:abstractNumId w:val="2"/>
+    <w:abstractNumId w:val="3"/>
     <w:lvlOverride w:ilvl="0">
       <w:startOverride w:val="1"/>
     </w:lvlOverride>
   </w:num>
   <w:num w:numId="15" w16cid:durableId="1463303644">
-    <w:abstractNumId w:val="12"/>
+    <w:abstractNumId w:val="14"/>
     <w:lvlOverride w:ilvl="0">
       <w:startOverride w:val="1"/>
     </w:lvlOverride>
   </w:num>
   <w:num w:numId="16" w16cid:durableId="829442178">
-    <w:abstractNumId w:val="8"/>
+    <w:abstractNumId w:val="9"/>
   </w:num>
   <w:num w:numId="17" w16cid:durableId="1122458075">
-    <w:abstractNumId w:val="2"/>
+    <w:abstractNumId w:val="3"/>
     <w:lvlOverride w:ilvl="0">
       <w:startOverride w:val="1"/>
     </w:lvlOverride>
   </w:num>
   <w:num w:numId="18" w16cid:durableId="1606573703">
-    <w:abstractNumId w:val="12"/>
+    <w:abstractNumId w:val="14"/>
     <w:lvlOverride w:ilvl="0">
       <w:startOverride w:val="1"/>
     </w:lvlOverride>
   </w:num>
   <w:num w:numId="19" w16cid:durableId="754279223">
-    <w:abstractNumId w:val="12"/>
+    <w:abstractNumId w:val="14"/>
     <w:lvlOverride w:ilvl="0">
       <w:startOverride w:val="1"/>
     </w:lvlOverride>
   </w:num>
   <w:num w:numId="20" w16cid:durableId="1873614020">
-    <w:abstractNumId w:val="4"/>
+    <w:abstractNumId w:val="5"/>
   </w:num>
   <w:num w:numId="21" w16cid:durableId="1092316116">
-    <w:abstractNumId w:val="4"/>
+    <w:abstractNumId w:val="5"/>
     <w:lvlOverride w:ilvl="0">
       <w:startOverride w:val="1"/>
     </w:lvlOverride>
   </w:num>
   <w:num w:numId="22" w16cid:durableId="1355882278">
-    <w:abstractNumId w:val="4"/>
+    <w:abstractNumId w:val="5"/>
     <w:lvlOverride w:ilvl="0">
       <w:startOverride w:val="1"/>
     </w:lvlOverride>
   </w:num>
   <w:num w:numId="23" w16cid:durableId="1667321374">
-    <w:abstractNumId w:val="4"/>
+    <w:abstractNumId w:val="5"/>
     <w:lvlOverride w:ilvl="0">
       <w:startOverride w:val="1"/>
     </w:lvlOverride>
@@ -12827,28 +13178,34 @@
     </w:lvlOverride>
   </w:num>
   <w:num w:numId="25" w16cid:durableId="1158887746">
-    <w:abstractNumId w:val="7"/>
+    <w:abstractNumId w:val="8"/>
   </w:num>
   <w:num w:numId="26" w16cid:durableId="446197475">
-    <w:abstractNumId w:val="6"/>
+    <w:abstractNumId w:val="7"/>
   </w:num>
   <w:num w:numId="27" w16cid:durableId="152337596">
     <w:abstractNumId w:val="0"/>
   </w:num>
   <w:num w:numId="28" w16cid:durableId="887767862">
-    <w:abstractNumId w:val="2"/>
+    <w:abstractNumId w:val="3"/>
     <w:lvlOverride w:ilvl="0">
       <w:startOverride w:val="1"/>
     </w:lvlOverride>
   </w:num>
   <w:num w:numId="29" w16cid:durableId="760446228">
-    <w:abstractNumId w:val="9"/>
+    <w:abstractNumId w:val="10"/>
+  </w:num>
+  <w:num w:numId="30" w16cid:durableId="1117479770">
+    <w:abstractNumId w:val="2"/>
+  </w:num>
+  <w:num w:numId="31" w16cid:durableId="1704747474">
+    <w:abstractNumId w:val="13"/>
   </w:num>
 </w:numbering>
 </file>
 
 <file path=word/styles.xml><?xml version="1.0" encoding="utf-8"?>
-<w:styles xmlns:mc="http://schemas.openxmlformats.org/markup-compatibility/2006" xmlns:r="http://schemas.openxmlformats.org/officeDocument/2006/relationships" xmlns:w="http://schemas.openxmlformats.org/wordprocessingml/2006/main" xmlns:w14="http://schemas.microsoft.com/office/word/2010/wordml" xmlns:w15="http://schemas.microsoft.com/office/word/2012/wordml" xmlns:w16cex="http://schemas.microsoft.com/office/word/2018/wordml/cex" xmlns:w16cid="http://schemas.microsoft.com/office/word/2016/wordml/cid" xmlns:w16="http://schemas.microsoft.com/office/word/2018/wordml" xmlns:w16sdtdh="http://schemas.microsoft.com/office/word/2020/wordml/sdtdatahash" xmlns:w16se="http://schemas.microsoft.com/office/word/2015/wordml/symex" mc:Ignorable="w14 w15 w16se w16cid w16 w16cex w16sdtdh">
+<w:styles xmlns:mc="http://schemas.openxmlformats.org/markup-compatibility/2006" xmlns:r="http://schemas.openxmlformats.org/officeDocument/2006/relationships" xmlns:w="http://schemas.openxmlformats.org/wordprocessingml/2006/main" xmlns:w14="http://schemas.microsoft.com/office/word/2010/wordml" xmlns:w15="http://schemas.microsoft.com/office/word/2012/wordml" xmlns:w16cex="http://schemas.microsoft.com/office/word/2018/wordml/cex" xmlns:w16cid="http://schemas.microsoft.com/office/word/2016/wordml/cid" xmlns:w16="http://schemas.microsoft.com/office/word/2018/wordml" xmlns:w16du="http://schemas.microsoft.com/office/word/2023/wordml/word16du" xmlns:w16sdtdh="http://schemas.microsoft.com/office/word/2020/wordml/sdtdatahash" xmlns:w16sdtfl="http://schemas.microsoft.com/office/word/2024/wordml/sdtformatlock" xmlns:w16se="http://schemas.microsoft.com/office/word/2015/wordml/symex" mc:Ignorable="w14 w15 w16se w16cid w16 w16cex w16sdtdh w16sdtfl w16du">
   <w:docDefaults>
     <w:rPrDefault>
       <w:rPr>
@@ -13256,16 +13613,16 @@
   <w:style w:type="paragraph" w:styleId="Ttulo1">
     <w:name w:val="heading 1"/>
     <w:basedOn w:val="Normal"/>
-    <w:next w:val="Normal"/>
+    <w:next w:val="Ttulo2"/>
     <w:link w:val="Ttulo1Car"/>
     <w:uiPriority w:val="9"/>
     <w:qFormat/>
-    <w:rsid w:val="00E66C54"/>
+    <w:rsid w:val="001E2B62"/>
     <w:pPr>
       <w:keepNext/>
       <w:keepLines/>
       <w:numPr>
-        <w:numId w:val="4"/>
+        <w:numId w:val="30"/>
       </w:numPr>
       <w:pBdr>
         <w:bottom w:val="single" w:sz="4" w:space="2" w:color="629DD1" w:themeColor="accent2"/>
@@ -13288,19 +13645,19 @@
     <w:uiPriority w:val="9"/>
     <w:unhideWhenUsed/>
     <w:qFormat/>
-    <w:rsid w:val="007403F2"/>
+    <w:rsid w:val="002D0E92"/>
     <w:pPr>
       <w:keepNext/>
       <w:keepLines/>
       <w:numPr>
-        <w:numId w:val="5"/>
+        <w:numId w:val="31"/>
       </w:numPr>
       <w:spacing w:before="120" w:after="0" w:line="240" w:lineRule="auto"/>
       <w:outlineLvl w:val="1"/>
     </w:pPr>
     <w:rPr>
       <w:rFonts w:asciiTheme="majorHAnsi" w:eastAsiaTheme="majorEastAsia" w:hAnsiTheme="majorHAnsi" w:cstheme="majorBidi"/>
-      <w:color w:val="4A66AC" w:themeColor="accent1"/>
+      <w:color w:val="000000" w:themeColor="text1"/>
       <w:sz w:val="36"/>
       <w:szCs w:val="36"/>
     </w:rPr>
@@ -13526,7 +13883,7 @@
     <w:basedOn w:val="Fuentedeprrafopredeter"/>
     <w:link w:val="Ttulo1"/>
     <w:uiPriority w:val="9"/>
-    <w:rsid w:val="00E66C54"/>
+    <w:rsid w:val="001E2B62"/>
     <w:rPr>
       <w:rFonts w:asciiTheme="majorHAnsi" w:eastAsiaTheme="majorEastAsia" w:hAnsiTheme="majorHAnsi" w:cstheme="majorBidi"/>
       <w:color w:val="262626" w:themeColor="text1" w:themeTint="D9"/>
@@ -13539,10 +13896,10 @@
     <w:basedOn w:val="Fuentedeprrafopredeter"/>
     <w:link w:val="Ttulo2"/>
     <w:uiPriority w:val="9"/>
-    <w:rsid w:val="007403F2"/>
+    <w:rsid w:val="002D0E92"/>
     <w:rPr>
       <w:rFonts w:asciiTheme="majorHAnsi" w:eastAsiaTheme="majorEastAsia" w:hAnsiTheme="majorHAnsi" w:cstheme="majorBidi"/>
-      <w:color w:val="4A66AC" w:themeColor="accent1"/>
+      <w:color w:val="000000" w:themeColor="text1"/>
       <w:sz w:val="36"/>
       <w:szCs w:val="36"/>
     </w:rPr>
